--- a/documentos/Grupo.docx
+++ b/documentos/Grupo.docx
@@ -4,177 +4,294 @@
   <w:body>
     <w:p>
       <w:pPr>
-        <w:rPr>
-          <w:b/>
-        </w:rPr>
-      </w:pPr>
-      <w:r>
-        <w:rPr>
-          <w:b/>
-        </w:rPr>
-        <w:t>Grupo:</w:t>
-      </w:r>
-    </w:p>
-    <w:p>
-      <w:pPr>
-        <w:rPr>
-          <w:b/>
+        <w:jc w:val="center"/>
+        <w:rPr>
+          <w:sz w:val="24"/>
+          <w:szCs w:val="24"/>
+        </w:rPr>
+      </w:pPr>
+      <w:r>
+        <w:rPr>
+          <w:b/>
+          <w:bCs/>
+          <w:sz w:val="24"/>
+          <w:szCs w:val="24"/>
+        </w:rPr>
+        <w:t>Grupo/Equipe de Desenvolvimento:</w:t>
+      </w:r>
+    </w:p>
+    <w:p>
+      <w:pPr>
+        <w:jc w:val="center"/>
+        <w:rPr>
+          <w:sz w:val="24"/>
+          <w:szCs w:val="24"/>
         </w:rPr>
       </w:pPr>
       <w:proofErr w:type="spellStart"/>
       <w:r>
         <w:rPr>
-          <w:b/>
+          <w:sz w:val="24"/>
+          <w:szCs w:val="24"/>
         </w:rPr>
         <w:t>Lukas</w:t>
       </w:r>
       <w:proofErr w:type="spellEnd"/>
       <w:r>
         <w:rPr>
-          <w:b/>
+          <w:sz w:val="24"/>
+          <w:szCs w:val="24"/>
         </w:rPr>
         <w:t xml:space="preserve"> Ferreira </w:t>
       </w:r>
       <w:proofErr w:type="spellStart"/>
       <w:r>
         <w:rPr>
-          <w:b/>
+          <w:sz w:val="24"/>
+          <w:szCs w:val="24"/>
         </w:rPr>
         <w:t>Faza</w:t>
       </w:r>
       <w:proofErr w:type="spellEnd"/>
-    </w:p>
-    <w:p>
-      <w:pPr>
-        <w:rPr>
-          <w:b/>
-        </w:rPr>
-      </w:pPr>
-      <w:r>
-        <w:rPr>
-          <w:b/>
-        </w:rPr>
-        <w:t xml:space="preserve">Leonardo Ferreira </w:t>
+      <w:r>
+        <w:rPr>
+          <w:sz w:val="24"/>
+          <w:szCs w:val="24"/>
+        </w:rPr>
+        <w:t>,</w:t>
+      </w:r>
+      <w:r>
+        <w:rPr>
+          <w:sz w:val="24"/>
+          <w:szCs w:val="24"/>
+        </w:rPr>
+        <w:t xml:space="preserve"> Leonardo Ferreira </w:t>
       </w:r>
       <w:proofErr w:type="spellStart"/>
       <w:r>
         <w:rPr>
-          <w:b/>
+          <w:sz w:val="24"/>
+          <w:szCs w:val="24"/>
         </w:rPr>
         <w:t>Virginio</w:t>
       </w:r>
       <w:proofErr w:type="spellEnd"/>
-    </w:p>
-    <w:p>
-      <w:pPr>
-        <w:rPr>
-          <w:b/>
-        </w:rPr>
-      </w:pPr>
-      <w:r>
-        <w:rPr>
-          <w:b/>
-        </w:rPr>
-        <w:t xml:space="preserve">Igor </w:t>
+      <w:r>
+        <w:rPr>
+          <w:sz w:val="24"/>
+          <w:szCs w:val="24"/>
+        </w:rPr>
+        <w:t xml:space="preserve">, Igor </w:t>
       </w:r>
       <w:proofErr w:type="spellStart"/>
       <w:r>
         <w:rPr>
-          <w:b/>
+          <w:sz w:val="24"/>
+          <w:szCs w:val="24"/>
         </w:rPr>
         <w:t>Bosqueiro</w:t>
       </w:r>
       <w:proofErr w:type="spellEnd"/>
       <w:r>
         <w:rPr>
-          <w:b/>
-        </w:rPr>
-        <w:t xml:space="preserve"> Vasconcelos</w:t>
-      </w:r>
-    </w:p>
-    <w:p>
-      <w:pPr>
-        <w:rPr>
-          <w:b/>
-        </w:rPr>
-      </w:pPr>
-    </w:p>
-    <w:p>
-      <w:pPr>
-        <w:rPr>
-          <w:b/>
-        </w:rPr>
-      </w:pPr>
-    </w:p>
-    <w:p>
-      <w:pPr>
-        <w:rPr>
-          <w:b/>
-        </w:rPr>
-      </w:pPr>
-      <w:r>
-        <w:rPr>
-          <w:b/>
-        </w:rPr>
-        <w:t>NOME DA EMPRESA:</w:t>
-      </w:r>
-    </w:p>
-    <w:p>
-      <w:r>
-        <w:t>Atos</w:t>
-      </w:r>
-      <w:bookmarkStart w:id="0" w:name="_GoBack"/>
-      <w:bookmarkEnd w:id="0"/>
-      <w:r>
-        <w:t>System</w:t>
-      </w:r>
-    </w:p>
-    <w:p/>
-    <w:p/>
-    <w:p>
-      <w:pPr>
-        <w:rPr>
-          <w:b/>
-        </w:rPr>
-      </w:pPr>
-      <w:r>
-        <w:rPr>
-          <w:b/>
-        </w:rPr>
-        <w:t>PORQUE DESSE NOME?</w:t>
-      </w:r>
-    </w:p>
-    <w:p>
-      <w:r>
-        <w:t xml:space="preserve">A palavra remete diretamente a ação, execução e realização. Em um mercado de tecnologia, onde clientes buscam soluções práticas e resultados concretos, um nome que transmite a ideia de fazer acontecer é extremamente poderoso. </w:t>
-      </w:r>
-    </w:p>
-    <w:p>
-      <w:pPr>
-        <w:rPr>
-          <w:i/>
-        </w:rPr>
-      </w:pPr>
-      <w:r>
-        <w:rPr>
-          <w:i/>
-        </w:rPr>
-        <w:t>Atos é curto, fácil de pronunciar, memorável e funciona bem em diferentes idiomas.</w:t>
-      </w:r>
-    </w:p>
-    <w:p/>
-    <w:p/>
-    <w:p>
-      <w:pPr>
-        <w:rPr>
-          <w:b/>
-        </w:rPr>
-      </w:pPr>
-      <w:r>
-        <w:rPr>
-          <w:b/>
-        </w:rPr>
-        <w:t>LOGO</w:t>
+          <w:sz w:val="24"/>
+          <w:szCs w:val="24"/>
+        </w:rPr>
+        <w:t xml:space="preserve"> Vasconcelos.</w:t>
+      </w:r>
+    </w:p>
+    <w:p>
+      <w:pPr>
+        <w:jc w:val="center"/>
+        <w:rPr>
+          <w:sz w:val="24"/>
+          <w:szCs w:val="24"/>
+        </w:rPr>
+      </w:pPr>
+      <w:r>
+        <w:rPr>
+          <w:b/>
+          <w:bCs/>
+          <w:sz w:val="24"/>
+          <w:szCs w:val="24"/>
+        </w:rPr>
+        <w:t>Empresa:</w:t>
+      </w:r>
+      <w:r>
+        <w:rPr>
+          <w:sz w:val="24"/>
+          <w:szCs w:val="24"/>
+        </w:rPr>
+        <w:t> </w:t>
+      </w:r>
+      <w:proofErr w:type="spellStart"/>
+      <w:r>
+        <w:rPr>
+          <w:sz w:val="24"/>
+          <w:szCs w:val="24"/>
+        </w:rPr>
+        <w:t>AtosSystem</w:t>
+      </w:r>
+      <w:proofErr w:type="spellEnd"/>
+    </w:p>
+    <w:p>
+      <w:pPr>
+        <w:jc w:val="center"/>
+        <w:rPr>
+          <w:sz w:val="24"/>
+          <w:szCs w:val="24"/>
+        </w:rPr>
+      </w:pPr>
+      <w:r>
+        <w:rPr>
+          <w:b/>
+          <w:bCs/>
+          <w:sz w:val="24"/>
+          <w:szCs w:val="24"/>
+        </w:rPr>
+        <w:t>Data:</w:t>
+      </w:r>
+      <w:r>
+        <w:rPr>
+          <w:sz w:val="24"/>
+          <w:szCs w:val="24"/>
+        </w:rPr>
+        <w:t> 27/02</w:t>
+      </w:r>
+    </w:p>
+    <w:p>
+      <w:pPr>
+        <w:rPr>
+          <w:b/>
+          <w:bCs/>
+        </w:rPr>
+      </w:pPr>
+    </w:p>
+    <w:p>
+      <w:pPr>
+        <w:rPr>
+          <w:b/>
+          <w:bCs/>
+        </w:rPr>
+      </w:pPr>
+    </w:p>
+    <w:p>
+      <w:pPr>
+        <w:pStyle w:val="PargrafodaLista"/>
+        <w:numPr>
+          <w:ilvl w:val="0"/>
+          <w:numId w:val="8"/>
+        </w:numPr>
+        <w:rPr>
+          <w:b/>
+          <w:bCs/>
+          <w:sz w:val="24"/>
+          <w:szCs w:val="24"/>
+        </w:rPr>
+      </w:pPr>
+      <w:r>
+        <w:rPr>
+          <w:b/>
+          <w:bCs/>
+          <w:sz w:val="24"/>
+          <w:szCs w:val="24"/>
+        </w:rPr>
+        <w:t>Sobre a Marca (Branding)</w:t>
+      </w:r>
+    </w:p>
+    <w:p>
+      <w:pPr>
+        <w:ind w:left="360"/>
+      </w:pPr>
+      <w:r>
+        <w:rPr>
+          <w:b/>
+          <w:bCs/>
+        </w:rPr>
+        <w:t>Nome da Empresa:</w:t>
+      </w:r>
+      <w:r>
+        <w:t> </w:t>
+      </w:r>
+      <w:proofErr w:type="spellStart"/>
+      <w:r>
+        <w:t>AtosSystem</w:t>
+      </w:r>
+      <w:proofErr w:type="spellEnd"/>
+    </w:p>
+    <w:p>
+      <w:pPr>
+        <w:ind w:left="360"/>
+      </w:pPr>
+      <w:r>
+        <w:rPr>
+          <w:b/>
+          <w:bCs/>
+        </w:rPr>
+        <w:t>Significado do Nome:</w:t>
+      </w:r>
+      <w:r>
+        <w:br/>
+        <w:t>A palavra </w:t>
+      </w:r>
+      <w:r>
+        <w:rPr>
+          <w:b/>
+          <w:bCs/>
+        </w:rPr>
+        <w:t>"Atos"</w:t>
+      </w:r>
+      <w:r>
+        <w:t> remete diretamente a </w:t>
+      </w:r>
+      <w:r>
+        <w:rPr>
+          <w:b/>
+          <w:bCs/>
+        </w:rPr>
+        <w:t>ação, execução e realização</w:t>
+      </w:r>
+      <w:r>
+        <w:t>.</w:t>
+      </w:r>
+      <w:r>
+        <w:br/>
+        <w:t>Em um mercado de tecnologia, onde clientes buscam soluções práticas e resultados concretos, um nome que transmite a ideia de </w:t>
+      </w:r>
+      <w:r>
+        <w:rPr>
+          <w:b/>
+          <w:bCs/>
+        </w:rPr>
+        <w:t>"fazer acontecer"</w:t>
+      </w:r>
+      <w:r>
+        <w:t> é extremamente poderoso. "Atos" é curto, fácil de pronunciar, memorável e funciona bem em diferentes idiomas. O sufixo </w:t>
+      </w:r>
+      <w:r>
+        <w:rPr>
+          <w:b/>
+          <w:bCs/>
+        </w:rPr>
+        <w:t>"System"</w:t>
+      </w:r>
+      <w:r>
+        <w:t> complementa trazendo a objetividade técnica e o segmento de atuação.</w:t>
+      </w:r>
+    </w:p>
+    <w:p>
+      <w:pPr>
+        <w:ind w:left="360"/>
+        <w:rPr>
+          <w:b/>
+        </w:rPr>
+      </w:pPr>
+      <w:r>
+        <w:rPr>
+          <w:b/>
+          <w:bCs/>
+        </w:rPr>
+        <w:t>Logotipo:</w:t>
       </w:r>
       <w:r>
         <w:rPr>
@@ -185,6 +302,7 @@
     </w:p>
     <w:p>
       <w:pPr>
+        <w:ind w:left="360"/>
         <w:rPr>
           <w:b/>
         </w:rPr>
@@ -194,7 +312,7 @@
           <w:noProof/>
         </w:rPr>
         <w:drawing>
-          <wp:inline distT="0" distB="0" distL="0" distR="0">
+          <wp:inline distT="0" distB="0" distL="0" distR="0" wp14:anchorId="62373840" wp14:editId="7B75D107">
             <wp:extent cx="2466975" cy="3124200"/>
             <wp:effectExtent l="0" t="0" r="9525" b="0"/>
             <wp:docPr id="1" name="Imagem 1"/>
@@ -211,7 +329,7 @@
                     </pic:cNvPicPr>
                   </pic:nvPicPr>
                   <pic:blipFill>
-                    <a:blip r:embed="rId4">
+                    <a:blip r:embed="rId5">
                       <a:extLst>
                         <a:ext uri="{28A0092B-C50C-407E-A947-70E740481C1C}">
                           <a14:useLocalDpi xmlns:a14="http://schemas.microsoft.com/office/drawing/2010/main" val="0"/>
@@ -244,16 +362,10 @@
       </w:r>
       <w:r>
         <w:rPr>
-          <w:b/>
-        </w:rPr>
-        <w:t xml:space="preserve"> </w:t>
-      </w:r>
-      <w:r>
-        <w:rPr>
           <w:noProof/>
         </w:rPr>
         <w:drawing>
-          <wp:inline distT="0" distB="0" distL="0" distR="0">
+          <wp:inline distT="0" distB="0" distL="0" distR="0" wp14:anchorId="71E0FB51" wp14:editId="5F164357">
             <wp:extent cx="2543175" cy="3019425"/>
             <wp:effectExtent l="0" t="0" r="9525" b="9525"/>
             <wp:docPr id="2" name="Imagem 2"/>
@@ -270,7 +382,7 @@
                     </pic:cNvPicPr>
                   </pic:nvPicPr>
                   <pic:blipFill>
-                    <a:blip r:embed="rId5">
+                    <a:blip r:embed="rId6">
                       <a:extLst>
                         <a:ext uri="{28A0092B-C50C-407E-A947-70E740481C1C}">
                           <a14:useLocalDpi xmlns:a14="http://schemas.microsoft.com/office/drawing/2010/main" val="0"/>
@@ -306,198 +418,960 @@
       <w:pPr>
         <w:rPr>
           <w:b/>
-        </w:rPr>
-      </w:pPr>
-    </w:p>
-    <w:p>
-      <w:pPr>
-        <w:rPr>
-          <w:b/>
-        </w:rPr>
-      </w:pPr>
-    </w:p>
-    <w:p>
-      <w:r>
-        <w:rPr>
-          <w:b/>
-        </w:rPr>
+          <w:bCs/>
+        </w:rPr>
+      </w:pPr>
+    </w:p>
+    <w:p>
+      <w:pPr>
+        <w:rPr>
+          <w:b/>
+          <w:bCs/>
+          <w:sz w:val="24"/>
+          <w:szCs w:val="24"/>
+        </w:rPr>
+      </w:pPr>
+    </w:p>
+    <w:p>
+      <w:pPr>
+        <w:pStyle w:val="PargrafodaLista"/>
+        <w:numPr>
+          <w:ilvl w:val="0"/>
+          <w:numId w:val="8"/>
+        </w:numPr>
+        <w:rPr>
+          <w:b/>
+          <w:bCs/>
+          <w:sz w:val="24"/>
+          <w:szCs w:val="24"/>
+        </w:rPr>
+      </w:pPr>
+      <w:r>
+        <w:rPr>
+          <w:b/>
+          <w:bCs/>
+          <w:sz w:val="24"/>
+          <w:szCs w:val="24"/>
+        </w:rPr>
+        <w:t>Guia de Estilos (Design System)</w:t>
+      </w:r>
+    </w:p>
+    <w:p>
+      <w:pPr>
+        <w:ind w:firstLine="360"/>
+      </w:pPr>
+      <w:r>
+        <w:t>A paleta de cores foi pensada para transmitir profissionalismo, solidez e a energia da ação.</w:t>
+      </w:r>
+    </w:p>
+    <w:p>
+      <w:pPr>
+        <w:ind w:left="360"/>
+      </w:pPr>
+      <w:r>
+        <w:rPr>
+          <w:b/>
+          <w:bCs/>
+        </w:rPr>
+        <w:t>Azul (Confiança, Tecnologia, Solidez):</w:t>
+      </w:r>
+      <w:r>
+        <w:br/>
+        <w:t xml:space="preserve">O azul é a cor primária da marca. Transmite a confiabilidade necessária para uma empresa </w:t>
+      </w:r>
+      <w:r>
         <w:lastRenderedPageBreak/>
-        <w:t>RESUMO VISUAL DA MARCA:</w:t>
-      </w:r>
-    </w:p>
-    <w:p>
-      <w:pPr>
-        <w:rPr>
-          <w:b/>
-          <w:color w:val="4472C4" w:themeColor="accent1"/>
-        </w:rPr>
-      </w:pPr>
-      <w:r>
-        <w:rPr>
-          <w:b/>
-          <w:color w:val="4472C4" w:themeColor="accent1"/>
-        </w:rPr>
-        <w:t>Azuis (Tecnologia, Confiança, Sistema)</w:t>
-      </w:r>
-    </w:p>
-    <w:p>
-      <w:r>
-        <w:t>Azul principal (logo e fundos escuros)</w:t>
-      </w:r>
-      <w:r>
+        <w:t>de sistemas, ao mesmo tempo que remete à tecnologia e à profundidade do conhecimento técnico.</w:t>
+      </w:r>
+    </w:p>
+    <w:p>
+      <w:pPr>
+        <w:ind w:left="360"/>
+      </w:pPr>
+      <w:r>
+        <w:rPr>
+          <w:b/>
+          <w:bCs/>
+        </w:rPr>
+        <w:t>Cinza e Preto (Sofisticação, Ação, Contraste):</w:t>
+      </w:r>
+      <w:r>
+        <w:br/>
+        <w:t>O cinza e o preto representam o equilíbrio, a precisão e o elemento "ação". O contraste forte entre o preto e o branco simboliza a tomada de decisão (o "ato" de definir), enquanto os cinzas trazem a elegância e a neutralidade para equilibrar a comunicação.</w:t>
+      </w:r>
+    </w:p>
+    <w:p>
+      <w:pPr>
+        <w:ind w:left="360"/>
+      </w:pPr>
+      <w:r>
+        <w:rPr>
+          <w:b/>
+          <w:bCs/>
+        </w:rPr>
+        <w:t>Branco (Pureza, Clareza, Espaço para Ação):</w:t>
+      </w:r>
+      <w:r>
+        <w:br/>
+        <w:t>O branco é fundamental para criar espaços de respiro, transmitir clareza nas ideias e passar a mensagem de simplicidade e eficiência. É a base que permite que a "ação" (os elementos coloridos) se destaque.</w:t>
+      </w:r>
+    </w:p>
+    <w:p>
+      <w:pPr>
+        <w:ind w:firstLine="360"/>
+      </w:pPr>
+      <w:r>
+        <w:rPr>
+          <w:b/>
+          <w:bCs/>
+        </w:rPr>
+        <w:t>Cor</w:t>
+      </w:r>
+      <w:r>
+        <w:rPr>
+          <w:b/>
+          <w:bCs/>
+        </w:rPr>
+        <w:t xml:space="preserve"> de Fundo (</w:t>
+      </w:r>
+      <w:proofErr w:type="spellStart"/>
+      <w:r>
+        <w:rPr>
+          <w:b/>
+          <w:bCs/>
+        </w:rPr>
+        <w:t>Body</w:t>
+      </w:r>
+      <w:proofErr w:type="spellEnd"/>
+      <w:r>
+        <w:rPr>
+          <w:b/>
+          <w:bCs/>
+        </w:rPr>
+        <w:t>):</w:t>
+      </w:r>
+      <w:r>
+        <w:t> </w:t>
+      </w:r>
+      <w:r>
+        <w:t>background-color: #006eff7c;</w:t>
+      </w:r>
+    </w:p>
+    <w:p/>
+    <w:p/>
+    <w:p>
+      <w:pPr>
+        <w:pStyle w:val="PargrafodaLista"/>
+        <w:numPr>
+          <w:ilvl w:val="0"/>
+          <w:numId w:val="8"/>
+        </w:numPr>
+        <w:rPr>
+          <w:b/>
+          <w:bCs/>
+          <w:sz w:val="24"/>
+          <w:szCs w:val="24"/>
+        </w:rPr>
+      </w:pPr>
+      <w:r>
+        <w:rPr>
+          <w:b/>
+          <w:bCs/>
+          <w:sz w:val="24"/>
+          <w:szCs w:val="24"/>
+        </w:rPr>
+        <w:t>Estrutura Global (Layout Base)</w:t>
+      </w:r>
+    </w:p>
+    <w:p>
+      <w:pPr>
+        <w:pStyle w:val="PargrafodaLista"/>
+        <w:numPr>
+          <w:ilvl w:val="0"/>
+          <w:numId w:val="10"/>
+        </w:numPr>
+      </w:pPr>
+      <w:r>
+        <w:rPr>
+          <w:b/>
+          <w:bCs/>
+        </w:rPr>
+        <w:t>Cabeçalho (Header):</w:t>
+      </w:r>
+    </w:p>
+    <w:p>
+      <w:pPr>
+        <w:ind w:firstLine="708"/>
+      </w:pPr>
+      <w:r>
+        <w:t>Estilo: background: #2f2f35; box-</w:t>
+      </w:r>
+      <w:proofErr w:type="spellStart"/>
+      <w:r>
+        <w:t>shadow</w:t>
+      </w:r>
+      <w:proofErr w:type="spellEnd"/>
+      <w:r>
+        <w:t xml:space="preserve">: 0 8px 20px </w:t>
+      </w:r>
+      <w:proofErr w:type="spellStart"/>
+      <w:proofErr w:type="gramStart"/>
+      <w:r>
+        <w:t>rgba</w:t>
+      </w:r>
+      <w:proofErr w:type="spellEnd"/>
+      <w:r>
+        <w:t>(</w:t>
+      </w:r>
+      <w:proofErr w:type="gramEnd"/>
+      <w:r>
+        <w:t>0, 0, 0, 0.25); (Fixo no topo).</w:t>
+      </w:r>
+    </w:p>
+    <w:p>
+      <w:pPr>
+        <w:ind w:firstLine="708"/>
+      </w:pPr>
+      <w:r>
+        <w:t>Esquerda: Logo (link para a Home).</w:t>
+      </w:r>
+    </w:p>
+    <w:p>
+      <w:pPr>
+        <w:ind w:left="708"/>
+      </w:pPr>
+      <w:r>
+        <w:t>Centro (</w:t>
+      </w:r>
+      <w:proofErr w:type="spellStart"/>
+      <w:r>
+        <w:t>Nav</w:t>
+      </w:r>
+      <w:proofErr w:type="spellEnd"/>
+      <w:r>
+        <w:t>): Sobre | Serviços | Contato </w:t>
+      </w:r>
+      <w:r>
+        <w:rPr>
+          <w:i/>
+          <w:iCs/>
+        </w:rPr>
+        <w:t>(Detalhe: "Sobre" e "Serviços" levam a seções na</w:t>
+      </w:r>
+      <w:r>
+        <w:rPr>
+          <w:i/>
+          <w:iCs/>
+        </w:rPr>
         <w:t xml:space="preserve"> </w:t>
       </w:r>
       <w:r>
-        <w:t>#0A1F44</w:t>
-      </w:r>
-    </w:p>
-    <w:p>
-      <w:r>
-        <w:t>Azul médio (gradientes e detalhes)</w:t>
-      </w:r>
+        <w:rPr>
+          <w:i/>
+          <w:iCs/>
+        </w:rPr>
+        <w:t>Home; "Contato" leva ao formulário no final da Home)</w:t>
+      </w:r>
+      <w:r>
+        <w:t>.</w:t>
+      </w:r>
+    </w:p>
+    <w:p>
+      <w:pPr>
+        <w:ind w:firstLine="708"/>
+      </w:pPr>
+      <w:r>
+        <w:t>Direita: Ícone de Login (caso haja).</w:t>
+      </w:r>
+    </w:p>
+    <w:p>
+      <w:pPr>
+        <w:pStyle w:val="PargrafodaLista"/>
+        <w:numPr>
+          <w:ilvl w:val="0"/>
+          <w:numId w:val="10"/>
+        </w:numPr>
+      </w:pPr>
+      <w:r>
+        <w:rPr>
+          <w:b/>
+          <w:bCs/>
+        </w:rPr>
+        <w:t>Rodapé (</w:t>
+      </w:r>
+      <w:proofErr w:type="spellStart"/>
+      <w:r>
+        <w:rPr>
+          <w:b/>
+          <w:bCs/>
+        </w:rPr>
+        <w:t>Footer</w:t>
+      </w:r>
+      <w:proofErr w:type="spellEnd"/>
+      <w:r>
+        <w:rPr>
+          <w:b/>
+          <w:bCs/>
+        </w:rPr>
+        <w:t>):</w:t>
+      </w:r>
+    </w:p>
+    <w:p>
+      <w:pPr>
+        <w:ind w:firstLine="708"/>
+      </w:pPr>
+      <w:r>
+        <w:t>Esquerda: Logo (opcional).</w:t>
+      </w:r>
+    </w:p>
+    <w:p>
+      <w:pPr>
+        <w:ind w:left="708"/>
+      </w:pPr>
+      <w:r>
+        <w:t>Centro: "Entre em Contato" (título) + Ícones de contato (E-mail, WhatsApp, Telefone) + Redes Sociais (</w:t>
+      </w:r>
+      <w:proofErr w:type="spellStart"/>
+      <w:r>
+        <w:t>Linkedin</w:t>
+      </w:r>
+      <w:proofErr w:type="spellEnd"/>
+      <w:r>
+        <w:t>, Facebook, X, Instagram).</w:t>
+      </w:r>
+    </w:p>
+    <w:p>
+      <w:pPr>
+        <w:ind w:firstLine="708"/>
+      </w:pPr>
+      <w:r>
+        <w:t xml:space="preserve">Direita: Copyright "2026 </w:t>
+      </w:r>
+      <w:proofErr w:type="spellStart"/>
+      <w:r>
+        <w:t>AtosSystem</w:t>
+      </w:r>
+      <w:proofErr w:type="spellEnd"/>
+      <w:r>
+        <w:t>".</w:t>
+      </w:r>
+    </w:p>
+    <w:p>
+      <w:pPr>
+        <w:pStyle w:val="PargrafodaLista"/>
+        <w:numPr>
+          <w:ilvl w:val="0"/>
+          <w:numId w:val="10"/>
+        </w:numPr>
+        <w:rPr>
+          <w:b/>
+          <w:bCs/>
+        </w:rPr>
+      </w:pPr>
+      <w:r>
+        <w:rPr>
+          <w:b/>
+          <w:bCs/>
+        </w:rPr>
+        <w:t>Página Inicial (Home)</w:t>
+      </w:r>
+    </w:p>
+    <w:p>
+      <w:pPr>
+        <w:ind w:firstLine="708"/>
+      </w:pPr>
+      <w:r>
+        <w:rPr>
+          <w:b/>
+          <w:bCs/>
+        </w:rPr>
+        <w:t>Serviços:</w:t>
+      </w:r>
+    </w:p>
+    <w:p>
+      <w:pPr>
+        <w:ind w:left="1440"/>
+      </w:pPr>
+      <w:r>
+        <w:rPr>
+          <w:b/>
+          <w:bCs/>
+        </w:rPr>
+        <w:t>Bloco Consultoria:</w:t>
+      </w:r>
+      <w:r>
+        <w:t> </w:t>
+      </w:r>
+      <w:proofErr w:type="spellStart"/>
+      <w:r>
+        <w:t>Cards</w:t>
+      </w:r>
+      <w:proofErr w:type="spellEnd"/>
+      <w:r>
+        <w:t xml:space="preserve"> com borda baixa opacidade, contendo: Imagem ilustrativa, explicação, objetivo. </w:t>
+      </w:r>
+      <w:r>
+        <w:rPr>
+          <w:i/>
+          <w:iCs/>
+        </w:rPr>
+        <w:t xml:space="preserve">Interação: "Saiba Mais" aparece no </w:t>
+      </w:r>
+      <w:proofErr w:type="spellStart"/>
+      <w:r>
+        <w:rPr>
+          <w:i/>
+          <w:iCs/>
+        </w:rPr>
+        <w:t>hover</w:t>
+      </w:r>
+      <w:proofErr w:type="spellEnd"/>
+      <w:r>
+        <w:rPr>
+          <w:i/>
+          <w:iCs/>
+        </w:rPr>
+        <w:t>.</w:t>
+      </w:r>
+    </w:p>
+    <w:p>
+      <w:pPr>
+        <w:ind w:left="1440"/>
+      </w:pPr>
+      <w:r>
+        <w:rPr>
+          <w:b/>
+          <w:bCs/>
+        </w:rPr>
+        <w:t>Bloco Desenvolvimento de Sistemas:</w:t>
+      </w:r>
+      <w:r>
+        <w:t> </w:t>
+      </w:r>
+      <w:proofErr w:type="spellStart"/>
+      <w:r>
+        <w:t>Cards</w:t>
+      </w:r>
+      <w:proofErr w:type="spellEnd"/>
+      <w:r>
+        <w:t xml:space="preserve"> com borda baixa opacidade, contendo: Tipos (Web, App, Automação), explicação, objetivo. </w:t>
+      </w:r>
+      <w:r>
+        <w:rPr>
+          <w:i/>
+          <w:iCs/>
+        </w:rPr>
+        <w:t xml:space="preserve">Interação: "Saiba Mais" aparece no </w:t>
+      </w:r>
+      <w:proofErr w:type="spellStart"/>
+      <w:r>
+        <w:rPr>
+          <w:i/>
+          <w:iCs/>
+        </w:rPr>
+        <w:t>hover</w:t>
+      </w:r>
+      <w:proofErr w:type="spellEnd"/>
+      <w:r>
+        <w:rPr>
+          <w:i/>
+          <w:iCs/>
+        </w:rPr>
+        <w:t>.</w:t>
+      </w:r>
+    </w:p>
+    <w:p>
+      <w:pPr>
+        <w:ind w:left="720"/>
+      </w:pPr>
+      <w:r>
+        <w:rPr>
+          <w:b/>
+          <w:bCs/>
+        </w:rPr>
+        <w:t>Projetos:</w:t>
+      </w:r>
+    </w:p>
+    <w:p>
+      <w:pPr>
+        <w:ind w:left="1440"/>
+      </w:pPr>
+      <w:r>
+        <w:t xml:space="preserve">Seção com 3 </w:t>
+      </w:r>
+      <w:proofErr w:type="spellStart"/>
+      <w:r>
+        <w:t>cards</w:t>
+      </w:r>
+      <w:proofErr w:type="spellEnd"/>
+      <w:r>
+        <w:t xml:space="preserve"> de exemplo. Cada </w:t>
+      </w:r>
+      <w:proofErr w:type="spellStart"/>
+      <w:r>
+        <w:t>card</w:t>
+      </w:r>
+      <w:proofErr w:type="spellEnd"/>
+      <w:r>
+        <w:t>: Foto do projeto + Ícones das tecnologias utilizadas.</w:t>
+      </w:r>
+    </w:p>
+    <w:p>
+      <w:pPr>
+        <w:ind w:left="720"/>
+      </w:pPr>
+      <w:r>
+        <w:rPr>
+          <w:b/>
+          <w:bCs/>
+        </w:rPr>
+        <w:t>Sobre (Quem Somos):</w:t>
+      </w:r>
+    </w:p>
+    <w:p>
+      <w:pPr>
+        <w:ind w:left="1440"/>
+      </w:pPr>
+      <w:r>
+        <w:lastRenderedPageBreak/>
+        <w:t>Texto: Tempo de mercado, por que começamos, valores e ideias.</w:t>
+      </w:r>
+    </w:p>
+    <w:p>
+      <w:pPr>
+        <w:ind w:left="720"/>
+      </w:pPr>
+      <w:r>
+        <w:rPr>
+          <w:b/>
+          <w:bCs/>
+        </w:rPr>
+        <w:t>Sobre (Como Trabalhamos):</w:t>
+      </w:r>
+    </w:p>
+    <w:p>
+      <w:pPr>
+        <w:ind w:left="1440"/>
+      </w:pPr>
+      <w:r>
+        <w:t>Frase de efeito: "Atuamos com foco em inovação, performance e entrega de resultados alinhados aos objetivos de negócio de curto e longo prazo para cada um de nossos clientes."</w:t>
+      </w:r>
+    </w:p>
+    <w:p>
+      <w:pPr>
+        <w:ind w:left="1440"/>
+      </w:pPr>
+      <w:r>
+        <w:t xml:space="preserve">Tópicos: Projetos | </w:t>
+      </w:r>
+      <w:proofErr w:type="spellStart"/>
+      <w:r>
+        <w:t>Squads</w:t>
+      </w:r>
+      <w:proofErr w:type="spellEnd"/>
+      <w:r>
+        <w:t xml:space="preserve"> Gerenciadas | Consultoria/Suporte.</w:t>
+      </w:r>
+    </w:p>
+    <w:p>
+      <w:pPr>
+        <w:ind w:left="720"/>
+      </w:pPr>
+      <w:r>
+        <w:rPr>
+          <w:b/>
+          <w:bCs/>
+        </w:rPr>
+        <w:t>Estatísticas:</w:t>
+      </w:r>
+    </w:p>
+    <w:p>
+      <w:pPr>
+        <w:ind w:left="1440"/>
+      </w:pPr>
+      <w:r>
+        <w:t>Box com dados: Clientes ativos / Problemas resolvidos.</w:t>
+      </w:r>
+    </w:p>
+    <w:p>
+      <w:pPr>
+        <w:ind w:left="720"/>
+      </w:pPr>
+      <w:r>
+        <w:rPr>
+          <w:b/>
+          <w:bCs/>
+        </w:rPr>
+        <w:t>Contato:</w:t>
+      </w:r>
+    </w:p>
+    <w:p>
+      <w:pPr>
+        <w:ind w:left="1440"/>
+      </w:pPr>
+      <w:r>
+        <w:rPr>
+          <w:b/>
+          <w:bCs/>
+        </w:rPr>
+        <w:t>Box 1:</w:t>
+      </w:r>
+      <w:r>
+        <w:t> Formulário (Nome | E-mail | Telefone | Mensagem + Botão "Enviar Mensagem").</w:t>
+      </w:r>
+    </w:p>
+    <w:p>
+      <w:pPr>
+        <w:ind w:left="1440"/>
+      </w:pPr>
+      <w:r>
+        <w:rPr>
+          <w:b/>
+          <w:bCs/>
+        </w:rPr>
+        <w:t>Box 2:</w:t>
+      </w:r>
+      <w:r>
+        <w:t> Informações de contato (Ícone + Telefone | Ícone + E-mail | Ícone + Localização).</w:t>
+      </w:r>
+    </w:p>
+    <w:p>
+      <w:pPr>
+        <w:rPr>
+          <w:b/>
+          <w:bCs/>
+        </w:rPr>
+      </w:pPr>
+    </w:p>
+    <w:p>
+      <w:pPr>
+        <w:rPr>
+          <w:b/>
+          <w:bCs/>
+        </w:rPr>
+      </w:pPr>
+      <w:r>
+        <w:rPr>
+          <w:b/>
+          <w:bCs/>
+        </w:rPr>
+        <w:t>Páginas Internas (Serviços)</w:t>
+      </w:r>
+    </w:p>
+    <w:p>
+      <w:pPr>
+        <w:ind w:left="720"/>
+      </w:pPr>
+      <w:proofErr w:type="spellStart"/>
+      <w:r>
+        <w:rPr>
+          <w:b/>
+          <w:bCs/>
+        </w:rPr>
+        <w:t>Main</w:t>
+      </w:r>
+      <w:proofErr w:type="spellEnd"/>
+      <w:r>
+        <w:rPr>
+          <w:b/>
+          <w:bCs/>
+        </w:rPr>
+        <w:t xml:space="preserve"> das Páginas de Serviço</w:t>
+      </w:r>
+      <w:r>
+        <w:rPr>
+          <w:b/>
+          <w:bCs/>
+        </w:rPr>
+        <w:t>:</w:t>
+      </w:r>
+      <w:r>
+        <w:t xml:space="preserve"> Abaixo do header, um </w:t>
+      </w:r>
+      <w:r>
+        <w:t>background</w:t>
+      </w:r>
+      <w:r>
+        <w:t xml:space="preserve"> em largura total com o título da página sobreposto (</w:t>
+      </w:r>
+      <w:proofErr w:type="spellStart"/>
+      <w:r>
+        <w:t>ex</w:t>
+      </w:r>
+      <w:proofErr w:type="spellEnd"/>
+      <w:r>
+        <w:t>: "Consultoria" ou "Desenvolvimento de Sistemas").</w:t>
+      </w:r>
+    </w:p>
+    <w:p>
+      <w:pPr>
+        <w:ind w:left="720"/>
+      </w:pPr>
+      <w:r>
+        <w:rPr>
+          <w:b/>
+          <w:bCs/>
+        </w:rPr>
+        <w:t>Conteúdo:</w:t>
+      </w:r>
+    </w:p>
+    <w:p>
+      <w:pPr>
+        <w:ind w:left="1440"/>
+      </w:pPr>
+      <w:bookmarkStart w:id="0" w:name="_GoBack"/>
+      <w:r>
+        <w:t>Descrição:</w:t>
+      </w:r>
+      <w:bookmarkEnd w:id="0"/>
       <w:r>
         <w:t xml:space="preserve"> </w:t>
       </w:r>
       <w:r>
-        <w:t>#0F3B73</w:t>
-      </w:r>
-    </w:p>
-    <w:p>
-      <w:r>
-        <w:t>Azul claro tecnológico</w:t>
-      </w:r>
-      <w:r>
-        <w:t xml:space="preserve"> </w:t>
-      </w:r>
-      <w:r>
-        <w:t>#1E5AA8</w:t>
-      </w:r>
+        <w:t>Explicação detalhada de cada tipo de serviço.</w:t>
+      </w:r>
+    </w:p>
+    <w:p>
+      <w:pPr>
+        <w:ind w:left="1440"/>
+      </w:pPr>
+      <w:r>
+        <w:rPr>
+          <w:b/>
+          <w:bCs/>
+        </w:rPr>
+        <w:t>Jornada de Implementação:</w:t>
+      </w:r>
+      <w:r>
+        <w:t> Explicar cada passo do processo.</w:t>
+      </w:r>
+    </w:p>
+    <w:p>
+      <w:pPr>
+        <w:ind w:left="1440"/>
+      </w:pPr>
+      <w:r>
+        <w:rPr>
+          <w:b/>
+          <w:bCs/>
+        </w:rPr>
+        <w:t>Resultados e Ganhos:</w:t>
+      </w:r>
+      <w:r>
+        <w:t> Tópicos como Agilidade, Lucro, Performance.</w:t>
+      </w:r>
+    </w:p>
+    <w:p>
+      <w:pPr>
+        <w:rPr>
+          <w:b/>
+          <w:bCs/>
+        </w:rPr>
+      </w:pPr>
+    </w:p>
+    <w:p>
+      <w:pPr>
+        <w:rPr>
+          <w:b/>
+          <w:bCs/>
+        </w:rPr>
+      </w:pPr>
+    </w:p>
+    <w:p>
+      <w:pPr>
+        <w:rPr>
+          <w:b/>
+          <w:bCs/>
+        </w:rPr>
+      </w:pPr>
+      <w:r>
+        <w:rPr>
+          <w:b/>
+          <w:bCs/>
+        </w:rPr>
+        <w:t>Referências de Inspiração (UI/UX)</w:t>
+      </w:r>
+    </w:p>
+    <w:p>
+      <w:pPr>
+        <w:numPr>
+          <w:ilvl w:val="0"/>
+          <w:numId w:val="7"/>
+        </w:numPr>
+      </w:pPr>
+      <w:r>
+        <w:rPr>
+          <w:b/>
+          <w:bCs/>
+        </w:rPr>
+        <w:t xml:space="preserve">Estrutura de </w:t>
+      </w:r>
+      <w:proofErr w:type="spellStart"/>
+      <w:r>
+        <w:rPr>
+          <w:b/>
+          <w:bCs/>
+        </w:rPr>
+        <w:t>Cards</w:t>
+      </w:r>
+      <w:proofErr w:type="spellEnd"/>
+      <w:r>
+        <w:rPr>
+          <w:b/>
+          <w:bCs/>
+        </w:rPr>
+        <w:t>/Objetivos:</w:t>
+      </w:r>
+      <w:r>
+        <w:t> </w:t>
+      </w:r>
+      <w:hyperlink r:id="rId7" w:tgtFrame="_blank" w:history="1">
+        <w:r>
+          <w:rPr>
+            <w:rStyle w:val="Hyperlink"/>
+          </w:rPr>
+          <w:t>https://www.devise.dev/</w:t>
+        </w:r>
+      </w:hyperlink>
+    </w:p>
+    <w:p>
+      <w:pPr>
+        <w:numPr>
+          <w:ilvl w:val="0"/>
+          <w:numId w:val="7"/>
+        </w:numPr>
+      </w:pPr>
+      <w:r>
+        <w:rPr>
+          <w:b/>
+          <w:bCs/>
+        </w:rPr>
+        <w:t>Imagens de Serviço:</w:t>
+      </w:r>
+      <w:r>
+        <w:t> </w:t>
+      </w:r>
+      <w:hyperlink r:id="rId8" w:tgtFrame="_blank" w:history="1">
+        <w:r>
+          <w:rPr>
+            <w:rStyle w:val="Hyperlink"/>
+          </w:rPr>
+          <w:t>https://paxtecnologia.com.br/</w:t>
+        </w:r>
+      </w:hyperlink>
+    </w:p>
+    <w:p>
+      <w:pPr>
+        <w:numPr>
+          <w:ilvl w:val="0"/>
+          <w:numId w:val="7"/>
+        </w:numPr>
+      </w:pPr>
+      <w:r>
+        <w:rPr>
+          <w:b/>
+          <w:bCs/>
+        </w:rPr>
+        <w:t>Formulário de Contato:</w:t>
+      </w:r>
+      <w:r>
+        <w:t> </w:t>
+      </w:r>
+      <w:hyperlink r:id="rId9" w:tgtFrame="_blank" w:history="1">
+        <w:r>
+          <w:rPr>
+            <w:rStyle w:val="Hyperlink"/>
+          </w:rPr>
+          <w:t>https://able2.cloud/</w:t>
+        </w:r>
+      </w:hyperlink>
+    </w:p>
+    <w:p>
+      <w:pPr>
+        <w:numPr>
+          <w:ilvl w:val="0"/>
+          <w:numId w:val="7"/>
+        </w:numPr>
+      </w:pPr>
+      <w:r>
+        <w:rPr>
+          <w:b/>
+          <w:bCs/>
+        </w:rPr>
+        <w:t>Seção de Projetos:</w:t>
+      </w:r>
+      <w:r>
+        <w:t> </w:t>
+      </w:r>
+      <w:hyperlink r:id="rId10" w:tgtFrame="_blank" w:history="1">
+        <w:r>
+          <w:rPr>
+            <w:rStyle w:val="Hyperlink"/>
+          </w:rPr>
+          <w:t>https://ateliware.com/pt-br/</w:t>
+        </w:r>
+      </w:hyperlink>
+    </w:p>
+    <w:p>
+      <w:pPr>
+        <w:numPr>
+          <w:ilvl w:val="0"/>
+          <w:numId w:val="7"/>
+        </w:numPr>
+      </w:pPr>
+      <w:r>
+        <w:rPr>
+          <w:b/>
+          <w:bCs/>
+        </w:rPr>
+        <w:t>Referências Gerais:</w:t>
+      </w:r>
+      <w:r>
+        <w:t> </w:t>
+      </w:r>
+      <w:hyperlink r:id="rId11" w:tgtFrame="_blank" w:history="1">
+        <w:r>
+          <w:rPr>
+            <w:rStyle w:val="Hyperlink"/>
+          </w:rPr>
+          <w:t>https://www.avivatec.com.br/</w:t>
+        </w:r>
+      </w:hyperlink>
+      <w:r>
+        <w:t>, </w:t>
+      </w:r>
+      <w:hyperlink r:id="rId12" w:tgtFrame="_blank" w:history="1">
+        <w:r>
+          <w:rPr>
+            <w:rStyle w:val="Hyperlink"/>
+          </w:rPr>
+          <w:t>https://www.deal.com.br/</w:t>
+        </w:r>
+      </w:hyperlink>
+      <w:r>
+        <w:t>, </w:t>
+      </w:r>
+      <w:hyperlink r:id="rId13" w:tgtFrame="_blank" w:history="1">
+        <w:r>
+          <w:rPr>
+            <w:rStyle w:val="Hyperlink"/>
+          </w:rPr>
+          <w:t>https://www.globalti.com.br/</w:t>
+        </w:r>
+      </w:hyperlink>
+      <w:r>
+        <w:t>, </w:t>
+      </w:r>
+      <w:hyperlink r:id="rId14" w:tgtFrame="_blank" w:history="1">
+        <w:r>
+          <w:rPr>
+            <w:rStyle w:val="Hyperlink"/>
+          </w:rPr>
+          <w:t>https://www.thoughtworks.com/pt-br</w:t>
+        </w:r>
+      </w:hyperlink>
     </w:p>
     <w:p/>
-    <w:p>
-      <w:pPr>
-        <w:rPr>
-          <w:b/>
-          <w:color w:val="70AD47" w:themeColor="accent6"/>
-        </w:rPr>
-      </w:pPr>
-      <w:r>
-        <w:rPr>
-          <w:b/>
-          <w:color w:val="70AD47" w:themeColor="accent6"/>
-        </w:rPr>
-        <w:t>Verdes (Inovação, Ação, Digital)</w:t>
-      </w:r>
-    </w:p>
-    <w:p>
-      <w:r>
-        <w:t>Verde principal (System / detalhes do símbolo)</w:t>
-      </w:r>
-      <w:r>
-        <w:t xml:space="preserve"> </w:t>
-      </w:r>
-      <w:r>
-        <w:t>#1ED760</w:t>
-      </w:r>
-    </w:p>
-    <w:p>
-      <w:r>
-        <w:t>Verde médio tecnológico</w:t>
-      </w:r>
-      <w:r>
-        <w:t xml:space="preserve"> </w:t>
-      </w:r>
-      <w:r>
-        <w:t>#2FBF71</w:t>
-      </w:r>
-    </w:p>
-    <w:p>
-      <w:r>
-        <w:t>Verde escuro (gradientes)</w:t>
-      </w:r>
-      <w:r>
-        <w:t xml:space="preserve"> </w:t>
-      </w:r>
-      <w:r>
-        <w:t>#1A7F4B</w:t>
-      </w:r>
-    </w:p>
-    <w:p/>
-    <w:p>
-      <w:pPr>
-        <w:rPr>
-          <w:b/>
-          <w:color w:val="7F7F7F" w:themeColor="text1" w:themeTint="80"/>
-        </w:rPr>
-      </w:pPr>
-      <w:r>
-        <w:rPr>
-          <w:b/>
-          <w:color w:val="7F7F7F" w:themeColor="text1" w:themeTint="80"/>
-        </w:rPr>
-        <w:t>Neutros (Base e equilíbrio visual)</w:t>
-      </w:r>
-    </w:p>
-    <w:p>
-      <w:r>
-        <w:t>Branco puro (fundos e copo)</w:t>
-      </w:r>
-      <w:r>
-        <w:t xml:space="preserve"> </w:t>
-      </w:r>
-      <w:r>
-        <w:t>#FFFFFF</w:t>
-      </w:r>
-    </w:p>
-    <w:p>
-      <w:r>
-        <w:t>Cinza claro (sombras suaves)</w:t>
-      </w:r>
-      <w:r>
-        <w:t xml:space="preserve"> </w:t>
-      </w:r>
-      <w:r>
-        <w:t>#EDEDED</w:t>
-      </w:r>
-    </w:p>
-    <w:p>
-      <w:r>
-        <w:t>Cinza médio</w:t>
-      </w:r>
-      <w:r>
-        <w:t xml:space="preserve"> </w:t>
-      </w:r>
-      <w:r>
-        <w:t>#BFC5CC</w:t>
-      </w:r>
-    </w:p>
-    <w:p/>
-    <w:p>
-      <w:pPr>
-        <w:rPr>
-          <w:b/>
-          <w:color w:val="000000" w:themeColor="text1"/>
-        </w:rPr>
-      </w:pPr>
-      <w:r>
-        <w:rPr>
-          <w:b/>
-          <w:color w:val="000000" w:themeColor="text1"/>
-        </w:rPr>
-        <w:t>Tons escuros auxiliares</w:t>
-      </w:r>
-    </w:p>
-    <w:p>
-      <w:r>
-        <w:t>Grafite tecnológico</w:t>
-      </w:r>
-      <w:r>
-        <w:t xml:space="preserve"> </w:t>
-      </w:r>
-      <w:r>
-        <w:t>#1C1C1C</w:t>
-      </w:r>
-    </w:p>
     <w:sectPr>
       <w:pgSz w:w="11906" w:h="16838"/>
       <w:pgMar w:top="1417" w:right="1701" w:bottom="1417" w:left="1701" w:header="708" w:footer="708" w:gutter="0"/>
@@ -506,6 +1380,1353 @@
     </w:sectPr>
   </w:body>
 </w:document>
+</file>
+
+<file path=word/numbering.xml><?xml version="1.0" encoding="utf-8"?>
+<w:numbering xmlns:wpc="http://schemas.microsoft.com/office/word/2010/wordprocessingCanvas" xmlns:cx="http://schemas.microsoft.com/office/drawing/2014/chartex" xmlns:cx1="http://schemas.microsoft.com/office/drawing/2015/9/8/chartex" xmlns:cx2="http://schemas.microsoft.com/office/drawing/2015/10/21/chartex" xmlns:cx3="http://schemas.microsoft.com/office/drawing/2016/5/9/chartex" xmlns:cx4="http://schemas.microsoft.com/office/drawing/2016/5/10/chartex" xmlns:cx5="http://schemas.microsoft.com/office/drawing/2016/5/11/chartex" xmlns:cx6="http://schemas.microsoft.com/office/drawing/2016/5/12/chartex" xmlns:cx7="http://schemas.microsoft.com/office/drawing/2016/5/13/chartex" xmlns:cx8="http://schemas.microsoft.com/office/drawing/2016/5/14/chartex" xmlns:mc="http://schemas.openxmlformats.org/markup-compatibility/2006" xmlns:aink="http://schemas.microsoft.com/office/drawing/2016/ink" xmlns:am3d="http://schemas.microsoft.com/office/drawing/2017/model3d" xmlns:o="urn:schemas-microsoft-com:office:office" xmlns:r="http://schemas.openxmlformats.org/officeDocument/2006/relationships" xmlns:m="http://schemas.openxmlformats.org/officeDocument/2006/math" xmlns:v="urn:schemas-microsoft-com:vml" xmlns:wp14="http://schemas.microsoft.com/office/word/2010/wordprocessingDrawing" xmlns:wp="http://schemas.openxmlformats.org/drawingml/2006/wordprocessingDrawing" xmlns:w10="urn:schemas-microsoft-com:office:word" xmlns:w="http://schemas.openxmlformats.org/wordprocessingml/2006/main" xmlns:w14="http://schemas.microsoft.com/office/word/2010/wordml" xmlns:w15="http://schemas.microsoft.com/office/word/2012/wordml" xmlns:w16cid="http://schemas.microsoft.com/office/word/2016/wordml/cid" xmlns:w16se="http://schemas.microsoft.com/office/word/2015/wordml/symex" xmlns:wpg="http://schemas.microsoft.com/office/word/2010/wordprocessingGroup" xmlns:wpi="http://schemas.microsoft.com/office/word/2010/wordprocessingInk" xmlns:wne="http://schemas.microsoft.com/office/word/2006/wordml" xmlns:wps="http://schemas.microsoft.com/office/word/2010/wordprocessingShape" mc:Ignorable="w14 w15 w16se w16cid wp14">
+  <w:abstractNum w:abstractNumId="0" w15:restartNumberingAfterBreak="0">
+    <w:nsid w:val="10780C33"/>
+    <w:multiLevelType w:val="hybridMultilevel"/>
+    <w:tmpl w:val="629ED92E"/>
+    <w:lvl w:ilvl="0" w:tplc="41ACF180">
+      <w:start w:val="1"/>
+      <w:numFmt w:val="decimal"/>
+      <w:lvlText w:val="%1."/>
+      <w:lvlJc w:val="left"/>
+      <w:pPr>
+        <w:ind w:left="720" w:hanging="360"/>
+      </w:pPr>
+      <w:rPr>
+        <w:rFonts w:hint="default"/>
+        <w:b/>
+      </w:rPr>
+    </w:lvl>
+    <w:lvl w:ilvl="1" w:tplc="04160019" w:tentative="1">
+      <w:start w:val="1"/>
+      <w:numFmt w:val="lowerLetter"/>
+      <w:lvlText w:val="%2."/>
+      <w:lvlJc w:val="left"/>
+      <w:pPr>
+        <w:ind w:left="1440" w:hanging="360"/>
+      </w:pPr>
+    </w:lvl>
+    <w:lvl w:ilvl="2" w:tplc="0416001B" w:tentative="1">
+      <w:start w:val="1"/>
+      <w:numFmt w:val="lowerRoman"/>
+      <w:lvlText w:val="%3."/>
+      <w:lvlJc w:val="right"/>
+      <w:pPr>
+        <w:ind w:left="2160" w:hanging="180"/>
+      </w:pPr>
+    </w:lvl>
+    <w:lvl w:ilvl="3" w:tplc="0416000F" w:tentative="1">
+      <w:start w:val="1"/>
+      <w:numFmt w:val="decimal"/>
+      <w:lvlText w:val="%4."/>
+      <w:lvlJc w:val="left"/>
+      <w:pPr>
+        <w:ind w:left="2880" w:hanging="360"/>
+      </w:pPr>
+    </w:lvl>
+    <w:lvl w:ilvl="4" w:tplc="04160019" w:tentative="1">
+      <w:start w:val="1"/>
+      <w:numFmt w:val="lowerLetter"/>
+      <w:lvlText w:val="%5."/>
+      <w:lvlJc w:val="left"/>
+      <w:pPr>
+        <w:ind w:left="3600" w:hanging="360"/>
+      </w:pPr>
+    </w:lvl>
+    <w:lvl w:ilvl="5" w:tplc="0416001B" w:tentative="1">
+      <w:start w:val="1"/>
+      <w:numFmt w:val="lowerRoman"/>
+      <w:lvlText w:val="%6."/>
+      <w:lvlJc w:val="right"/>
+      <w:pPr>
+        <w:ind w:left="4320" w:hanging="180"/>
+      </w:pPr>
+    </w:lvl>
+    <w:lvl w:ilvl="6" w:tplc="0416000F" w:tentative="1">
+      <w:start w:val="1"/>
+      <w:numFmt w:val="decimal"/>
+      <w:lvlText w:val="%7."/>
+      <w:lvlJc w:val="left"/>
+      <w:pPr>
+        <w:ind w:left="5040" w:hanging="360"/>
+      </w:pPr>
+    </w:lvl>
+    <w:lvl w:ilvl="7" w:tplc="04160019" w:tentative="1">
+      <w:start w:val="1"/>
+      <w:numFmt w:val="lowerLetter"/>
+      <w:lvlText w:val="%8."/>
+      <w:lvlJc w:val="left"/>
+      <w:pPr>
+        <w:ind w:left="5760" w:hanging="360"/>
+      </w:pPr>
+    </w:lvl>
+    <w:lvl w:ilvl="8" w:tplc="0416001B" w:tentative="1">
+      <w:start w:val="1"/>
+      <w:numFmt w:val="lowerRoman"/>
+      <w:lvlText w:val="%9."/>
+      <w:lvlJc w:val="right"/>
+      <w:pPr>
+        <w:ind w:left="6480" w:hanging="180"/>
+      </w:pPr>
+    </w:lvl>
+  </w:abstractNum>
+  <w:abstractNum w:abstractNumId="1" w15:restartNumberingAfterBreak="0">
+    <w:nsid w:val="16B1282C"/>
+    <w:multiLevelType w:val="multilevel"/>
+    <w:tmpl w:val="AAF89964"/>
+    <w:lvl w:ilvl="0">
+      <w:start w:val="1"/>
+      <w:numFmt w:val="bullet"/>
+      <w:lvlText w:val=""/>
+      <w:lvlJc w:val="left"/>
+      <w:pPr>
+        <w:tabs>
+          <w:tab w:val="num" w:pos="720"/>
+        </w:tabs>
+        <w:ind w:left="720" w:hanging="360"/>
+      </w:pPr>
+      <w:rPr>
+        <w:rFonts w:ascii="Symbol" w:hAnsi="Symbol" w:hint="default"/>
+        <w:sz w:val="20"/>
+      </w:rPr>
+    </w:lvl>
+    <w:lvl w:ilvl="1">
+      <w:start w:val="1"/>
+      <w:numFmt w:val="bullet"/>
+      <w:lvlText w:val="o"/>
+      <w:lvlJc w:val="left"/>
+      <w:pPr>
+        <w:tabs>
+          <w:tab w:val="num" w:pos="1440"/>
+        </w:tabs>
+        <w:ind w:left="1440" w:hanging="360"/>
+      </w:pPr>
+      <w:rPr>
+        <w:rFonts w:ascii="Courier New" w:hAnsi="Courier New" w:hint="default"/>
+        <w:sz w:val="20"/>
+      </w:rPr>
+    </w:lvl>
+    <w:lvl w:ilvl="2" w:tentative="1">
+      <w:start w:val="1"/>
+      <w:numFmt w:val="bullet"/>
+      <w:lvlText w:val=""/>
+      <w:lvlJc w:val="left"/>
+      <w:pPr>
+        <w:tabs>
+          <w:tab w:val="num" w:pos="2160"/>
+        </w:tabs>
+        <w:ind w:left="2160" w:hanging="360"/>
+      </w:pPr>
+      <w:rPr>
+        <w:rFonts w:ascii="Wingdings" w:hAnsi="Wingdings" w:hint="default"/>
+        <w:sz w:val="20"/>
+      </w:rPr>
+    </w:lvl>
+    <w:lvl w:ilvl="3" w:tentative="1">
+      <w:start w:val="1"/>
+      <w:numFmt w:val="bullet"/>
+      <w:lvlText w:val=""/>
+      <w:lvlJc w:val="left"/>
+      <w:pPr>
+        <w:tabs>
+          <w:tab w:val="num" w:pos="2880"/>
+        </w:tabs>
+        <w:ind w:left="2880" w:hanging="360"/>
+      </w:pPr>
+      <w:rPr>
+        <w:rFonts w:ascii="Wingdings" w:hAnsi="Wingdings" w:hint="default"/>
+        <w:sz w:val="20"/>
+      </w:rPr>
+    </w:lvl>
+    <w:lvl w:ilvl="4" w:tentative="1">
+      <w:start w:val="1"/>
+      <w:numFmt w:val="bullet"/>
+      <w:lvlText w:val=""/>
+      <w:lvlJc w:val="left"/>
+      <w:pPr>
+        <w:tabs>
+          <w:tab w:val="num" w:pos="3600"/>
+        </w:tabs>
+        <w:ind w:left="3600" w:hanging="360"/>
+      </w:pPr>
+      <w:rPr>
+        <w:rFonts w:ascii="Wingdings" w:hAnsi="Wingdings" w:hint="default"/>
+        <w:sz w:val="20"/>
+      </w:rPr>
+    </w:lvl>
+    <w:lvl w:ilvl="5" w:tentative="1">
+      <w:start w:val="1"/>
+      <w:numFmt w:val="bullet"/>
+      <w:lvlText w:val=""/>
+      <w:lvlJc w:val="left"/>
+      <w:pPr>
+        <w:tabs>
+          <w:tab w:val="num" w:pos="4320"/>
+        </w:tabs>
+        <w:ind w:left="4320" w:hanging="360"/>
+      </w:pPr>
+      <w:rPr>
+        <w:rFonts w:ascii="Wingdings" w:hAnsi="Wingdings" w:hint="default"/>
+        <w:sz w:val="20"/>
+      </w:rPr>
+    </w:lvl>
+    <w:lvl w:ilvl="6" w:tentative="1">
+      <w:start w:val="1"/>
+      <w:numFmt w:val="bullet"/>
+      <w:lvlText w:val=""/>
+      <w:lvlJc w:val="left"/>
+      <w:pPr>
+        <w:tabs>
+          <w:tab w:val="num" w:pos="5040"/>
+        </w:tabs>
+        <w:ind w:left="5040" w:hanging="360"/>
+      </w:pPr>
+      <w:rPr>
+        <w:rFonts w:ascii="Wingdings" w:hAnsi="Wingdings" w:hint="default"/>
+        <w:sz w:val="20"/>
+      </w:rPr>
+    </w:lvl>
+    <w:lvl w:ilvl="7" w:tentative="1">
+      <w:start w:val="1"/>
+      <w:numFmt w:val="bullet"/>
+      <w:lvlText w:val=""/>
+      <w:lvlJc w:val="left"/>
+      <w:pPr>
+        <w:tabs>
+          <w:tab w:val="num" w:pos="5760"/>
+        </w:tabs>
+        <w:ind w:left="5760" w:hanging="360"/>
+      </w:pPr>
+      <w:rPr>
+        <w:rFonts w:ascii="Wingdings" w:hAnsi="Wingdings" w:hint="default"/>
+        <w:sz w:val="20"/>
+      </w:rPr>
+    </w:lvl>
+    <w:lvl w:ilvl="8" w:tentative="1">
+      <w:start w:val="1"/>
+      <w:numFmt w:val="bullet"/>
+      <w:lvlText w:val=""/>
+      <w:lvlJc w:val="left"/>
+      <w:pPr>
+        <w:tabs>
+          <w:tab w:val="num" w:pos="6480"/>
+        </w:tabs>
+        <w:ind w:left="6480" w:hanging="360"/>
+      </w:pPr>
+      <w:rPr>
+        <w:rFonts w:ascii="Wingdings" w:hAnsi="Wingdings" w:hint="default"/>
+        <w:sz w:val="20"/>
+      </w:rPr>
+    </w:lvl>
+  </w:abstractNum>
+  <w:abstractNum w:abstractNumId="2" w15:restartNumberingAfterBreak="0">
+    <w:nsid w:val="33C42BC4"/>
+    <w:multiLevelType w:val="hybridMultilevel"/>
+    <w:tmpl w:val="75FE06B6"/>
+    <w:lvl w:ilvl="0" w:tplc="0416000F">
+      <w:start w:val="1"/>
+      <w:numFmt w:val="decimal"/>
+      <w:lvlText w:val="%1."/>
+      <w:lvlJc w:val="left"/>
+      <w:pPr>
+        <w:ind w:left="720" w:hanging="360"/>
+      </w:pPr>
+      <w:rPr>
+        <w:rFonts w:hint="default"/>
+      </w:rPr>
+    </w:lvl>
+    <w:lvl w:ilvl="1" w:tplc="04160019" w:tentative="1">
+      <w:start w:val="1"/>
+      <w:numFmt w:val="lowerLetter"/>
+      <w:lvlText w:val="%2."/>
+      <w:lvlJc w:val="left"/>
+      <w:pPr>
+        <w:ind w:left="1440" w:hanging="360"/>
+      </w:pPr>
+    </w:lvl>
+    <w:lvl w:ilvl="2" w:tplc="0416001B" w:tentative="1">
+      <w:start w:val="1"/>
+      <w:numFmt w:val="lowerRoman"/>
+      <w:lvlText w:val="%3."/>
+      <w:lvlJc w:val="right"/>
+      <w:pPr>
+        <w:ind w:left="2160" w:hanging="180"/>
+      </w:pPr>
+    </w:lvl>
+    <w:lvl w:ilvl="3" w:tplc="0416000F" w:tentative="1">
+      <w:start w:val="1"/>
+      <w:numFmt w:val="decimal"/>
+      <w:lvlText w:val="%4."/>
+      <w:lvlJc w:val="left"/>
+      <w:pPr>
+        <w:ind w:left="2880" w:hanging="360"/>
+      </w:pPr>
+    </w:lvl>
+    <w:lvl w:ilvl="4" w:tplc="04160019" w:tentative="1">
+      <w:start w:val="1"/>
+      <w:numFmt w:val="lowerLetter"/>
+      <w:lvlText w:val="%5."/>
+      <w:lvlJc w:val="left"/>
+      <w:pPr>
+        <w:ind w:left="3600" w:hanging="360"/>
+      </w:pPr>
+    </w:lvl>
+    <w:lvl w:ilvl="5" w:tplc="0416001B" w:tentative="1">
+      <w:start w:val="1"/>
+      <w:numFmt w:val="lowerRoman"/>
+      <w:lvlText w:val="%6."/>
+      <w:lvlJc w:val="right"/>
+      <w:pPr>
+        <w:ind w:left="4320" w:hanging="180"/>
+      </w:pPr>
+    </w:lvl>
+    <w:lvl w:ilvl="6" w:tplc="0416000F" w:tentative="1">
+      <w:start w:val="1"/>
+      <w:numFmt w:val="decimal"/>
+      <w:lvlText w:val="%7."/>
+      <w:lvlJc w:val="left"/>
+      <w:pPr>
+        <w:ind w:left="5040" w:hanging="360"/>
+      </w:pPr>
+    </w:lvl>
+    <w:lvl w:ilvl="7" w:tplc="04160019" w:tentative="1">
+      <w:start w:val="1"/>
+      <w:numFmt w:val="lowerLetter"/>
+      <w:lvlText w:val="%8."/>
+      <w:lvlJc w:val="left"/>
+      <w:pPr>
+        <w:ind w:left="5760" w:hanging="360"/>
+      </w:pPr>
+    </w:lvl>
+    <w:lvl w:ilvl="8" w:tplc="0416001B" w:tentative="1">
+      <w:start w:val="1"/>
+      <w:numFmt w:val="lowerRoman"/>
+      <w:lvlText w:val="%9."/>
+      <w:lvlJc w:val="right"/>
+      <w:pPr>
+        <w:ind w:left="6480" w:hanging="180"/>
+      </w:pPr>
+    </w:lvl>
+  </w:abstractNum>
+  <w:abstractNum w:abstractNumId="3" w15:restartNumberingAfterBreak="0">
+    <w:nsid w:val="357C1014"/>
+    <w:multiLevelType w:val="multilevel"/>
+    <w:tmpl w:val="03760A96"/>
+    <w:lvl w:ilvl="0">
+      <w:start w:val="1"/>
+      <w:numFmt w:val="bullet"/>
+      <w:lvlText w:val=""/>
+      <w:lvlJc w:val="left"/>
+      <w:pPr>
+        <w:tabs>
+          <w:tab w:val="num" w:pos="720"/>
+        </w:tabs>
+        <w:ind w:left="720" w:hanging="360"/>
+      </w:pPr>
+      <w:rPr>
+        <w:rFonts w:ascii="Symbol" w:hAnsi="Symbol" w:hint="default"/>
+        <w:sz w:val="20"/>
+      </w:rPr>
+    </w:lvl>
+    <w:lvl w:ilvl="1" w:tentative="1">
+      <w:start w:val="1"/>
+      <w:numFmt w:val="bullet"/>
+      <w:lvlText w:val="o"/>
+      <w:lvlJc w:val="left"/>
+      <w:pPr>
+        <w:tabs>
+          <w:tab w:val="num" w:pos="1440"/>
+        </w:tabs>
+        <w:ind w:left="1440" w:hanging="360"/>
+      </w:pPr>
+      <w:rPr>
+        <w:rFonts w:ascii="Courier New" w:hAnsi="Courier New" w:hint="default"/>
+        <w:sz w:val="20"/>
+      </w:rPr>
+    </w:lvl>
+    <w:lvl w:ilvl="2" w:tentative="1">
+      <w:start w:val="1"/>
+      <w:numFmt w:val="bullet"/>
+      <w:lvlText w:val=""/>
+      <w:lvlJc w:val="left"/>
+      <w:pPr>
+        <w:tabs>
+          <w:tab w:val="num" w:pos="2160"/>
+        </w:tabs>
+        <w:ind w:left="2160" w:hanging="360"/>
+      </w:pPr>
+      <w:rPr>
+        <w:rFonts w:ascii="Wingdings" w:hAnsi="Wingdings" w:hint="default"/>
+        <w:sz w:val="20"/>
+      </w:rPr>
+    </w:lvl>
+    <w:lvl w:ilvl="3" w:tentative="1">
+      <w:start w:val="1"/>
+      <w:numFmt w:val="bullet"/>
+      <w:lvlText w:val=""/>
+      <w:lvlJc w:val="left"/>
+      <w:pPr>
+        <w:tabs>
+          <w:tab w:val="num" w:pos="2880"/>
+        </w:tabs>
+        <w:ind w:left="2880" w:hanging="360"/>
+      </w:pPr>
+      <w:rPr>
+        <w:rFonts w:ascii="Wingdings" w:hAnsi="Wingdings" w:hint="default"/>
+        <w:sz w:val="20"/>
+      </w:rPr>
+    </w:lvl>
+    <w:lvl w:ilvl="4" w:tentative="1">
+      <w:start w:val="1"/>
+      <w:numFmt w:val="bullet"/>
+      <w:lvlText w:val=""/>
+      <w:lvlJc w:val="left"/>
+      <w:pPr>
+        <w:tabs>
+          <w:tab w:val="num" w:pos="3600"/>
+        </w:tabs>
+        <w:ind w:left="3600" w:hanging="360"/>
+      </w:pPr>
+      <w:rPr>
+        <w:rFonts w:ascii="Wingdings" w:hAnsi="Wingdings" w:hint="default"/>
+        <w:sz w:val="20"/>
+      </w:rPr>
+    </w:lvl>
+    <w:lvl w:ilvl="5" w:tentative="1">
+      <w:start w:val="1"/>
+      <w:numFmt w:val="bullet"/>
+      <w:lvlText w:val=""/>
+      <w:lvlJc w:val="left"/>
+      <w:pPr>
+        <w:tabs>
+          <w:tab w:val="num" w:pos="4320"/>
+        </w:tabs>
+        <w:ind w:left="4320" w:hanging="360"/>
+      </w:pPr>
+      <w:rPr>
+        <w:rFonts w:ascii="Wingdings" w:hAnsi="Wingdings" w:hint="default"/>
+        <w:sz w:val="20"/>
+      </w:rPr>
+    </w:lvl>
+    <w:lvl w:ilvl="6" w:tentative="1">
+      <w:start w:val="1"/>
+      <w:numFmt w:val="bullet"/>
+      <w:lvlText w:val=""/>
+      <w:lvlJc w:val="left"/>
+      <w:pPr>
+        <w:tabs>
+          <w:tab w:val="num" w:pos="5040"/>
+        </w:tabs>
+        <w:ind w:left="5040" w:hanging="360"/>
+      </w:pPr>
+      <w:rPr>
+        <w:rFonts w:ascii="Wingdings" w:hAnsi="Wingdings" w:hint="default"/>
+        <w:sz w:val="20"/>
+      </w:rPr>
+    </w:lvl>
+    <w:lvl w:ilvl="7" w:tentative="1">
+      <w:start w:val="1"/>
+      <w:numFmt w:val="bullet"/>
+      <w:lvlText w:val=""/>
+      <w:lvlJc w:val="left"/>
+      <w:pPr>
+        <w:tabs>
+          <w:tab w:val="num" w:pos="5760"/>
+        </w:tabs>
+        <w:ind w:left="5760" w:hanging="360"/>
+      </w:pPr>
+      <w:rPr>
+        <w:rFonts w:ascii="Wingdings" w:hAnsi="Wingdings" w:hint="default"/>
+        <w:sz w:val="20"/>
+      </w:rPr>
+    </w:lvl>
+    <w:lvl w:ilvl="8" w:tentative="1">
+      <w:start w:val="1"/>
+      <w:numFmt w:val="bullet"/>
+      <w:lvlText w:val=""/>
+      <w:lvlJc w:val="left"/>
+      <w:pPr>
+        <w:tabs>
+          <w:tab w:val="num" w:pos="6480"/>
+        </w:tabs>
+        <w:ind w:left="6480" w:hanging="360"/>
+      </w:pPr>
+      <w:rPr>
+        <w:rFonts w:ascii="Wingdings" w:hAnsi="Wingdings" w:hint="default"/>
+        <w:sz w:val="20"/>
+      </w:rPr>
+    </w:lvl>
+  </w:abstractNum>
+  <w:abstractNum w:abstractNumId="4" w15:restartNumberingAfterBreak="0">
+    <w:nsid w:val="3CC222F8"/>
+    <w:multiLevelType w:val="multilevel"/>
+    <w:tmpl w:val="96BA0026"/>
+    <w:lvl w:ilvl="0">
+      <w:start w:val="1"/>
+      <w:numFmt w:val="bullet"/>
+      <w:lvlText w:val=""/>
+      <w:lvlJc w:val="left"/>
+      <w:pPr>
+        <w:tabs>
+          <w:tab w:val="num" w:pos="720"/>
+        </w:tabs>
+        <w:ind w:left="720" w:hanging="360"/>
+      </w:pPr>
+      <w:rPr>
+        <w:rFonts w:ascii="Symbol" w:hAnsi="Symbol" w:hint="default"/>
+        <w:sz w:val="20"/>
+      </w:rPr>
+    </w:lvl>
+    <w:lvl w:ilvl="1">
+      <w:start w:val="1"/>
+      <w:numFmt w:val="bullet"/>
+      <w:lvlText w:val="o"/>
+      <w:lvlJc w:val="left"/>
+      <w:pPr>
+        <w:tabs>
+          <w:tab w:val="num" w:pos="1440"/>
+        </w:tabs>
+        <w:ind w:left="1440" w:hanging="360"/>
+      </w:pPr>
+      <w:rPr>
+        <w:rFonts w:ascii="Courier New" w:hAnsi="Courier New" w:hint="default"/>
+        <w:sz w:val="20"/>
+      </w:rPr>
+    </w:lvl>
+    <w:lvl w:ilvl="2" w:tentative="1">
+      <w:start w:val="1"/>
+      <w:numFmt w:val="bullet"/>
+      <w:lvlText w:val=""/>
+      <w:lvlJc w:val="left"/>
+      <w:pPr>
+        <w:tabs>
+          <w:tab w:val="num" w:pos="2160"/>
+        </w:tabs>
+        <w:ind w:left="2160" w:hanging="360"/>
+      </w:pPr>
+      <w:rPr>
+        <w:rFonts w:ascii="Wingdings" w:hAnsi="Wingdings" w:hint="default"/>
+        <w:sz w:val="20"/>
+      </w:rPr>
+    </w:lvl>
+    <w:lvl w:ilvl="3" w:tentative="1">
+      <w:start w:val="1"/>
+      <w:numFmt w:val="bullet"/>
+      <w:lvlText w:val=""/>
+      <w:lvlJc w:val="left"/>
+      <w:pPr>
+        <w:tabs>
+          <w:tab w:val="num" w:pos="2880"/>
+        </w:tabs>
+        <w:ind w:left="2880" w:hanging="360"/>
+      </w:pPr>
+      <w:rPr>
+        <w:rFonts w:ascii="Wingdings" w:hAnsi="Wingdings" w:hint="default"/>
+        <w:sz w:val="20"/>
+      </w:rPr>
+    </w:lvl>
+    <w:lvl w:ilvl="4" w:tentative="1">
+      <w:start w:val="1"/>
+      <w:numFmt w:val="bullet"/>
+      <w:lvlText w:val=""/>
+      <w:lvlJc w:val="left"/>
+      <w:pPr>
+        <w:tabs>
+          <w:tab w:val="num" w:pos="3600"/>
+        </w:tabs>
+        <w:ind w:left="3600" w:hanging="360"/>
+      </w:pPr>
+      <w:rPr>
+        <w:rFonts w:ascii="Wingdings" w:hAnsi="Wingdings" w:hint="default"/>
+        <w:sz w:val="20"/>
+      </w:rPr>
+    </w:lvl>
+    <w:lvl w:ilvl="5" w:tentative="1">
+      <w:start w:val="1"/>
+      <w:numFmt w:val="bullet"/>
+      <w:lvlText w:val=""/>
+      <w:lvlJc w:val="left"/>
+      <w:pPr>
+        <w:tabs>
+          <w:tab w:val="num" w:pos="4320"/>
+        </w:tabs>
+        <w:ind w:left="4320" w:hanging="360"/>
+      </w:pPr>
+      <w:rPr>
+        <w:rFonts w:ascii="Wingdings" w:hAnsi="Wingdings" w:hint="default"/>
+        <w:sz w:val="20"/>
+      </w:rPr>
+    </w:lvl>
+    <w:lvl w:ilvl="6" w:tentative="1">
+      <w:start w:val="1"/>
+      <w:numFmt w:val="bullet"/>
+      <w:lvlText w:val=""/>
+      <w:lvlJc w:val="left"/>
+      <w:pPr>
+        <w:tabs>
+          <w:tab w:val="num" w:pos="5040"/>
+        </w:tabs>
+        <w:ind w:left="5040" w:hanging="360"/>
+      </w:pPr>
+      <w:rPr>
+        <w:rFonts w:ascii="Wingdings" w:hAnsi="Wingdings" w:hint="default"/>
+        <w:sz w:val="20"/>
+      </w:rPr>
+    </w:lvl>
+    <w:lvl w:ilvl="7" w:tentative="1">
+      <w:start w:val="1"/>
+      <w:numFmt w:val="bullet"/>
+      <w:lvlText w:val=""/>
+      <w:lvlJc w:val="left"/>
+      <w:pPr>
+        <w:tabs>
+          <w:tab w:val="num" w:pos="5760"/>
+        </w:tabs>
+        <w:ind w:left="5760" w:hanging="360"/>
+      </w:pPr>
+      <w:rPr>
+        <w:rFonts w:ascii="Wingdings" w:hAnsi="Wingdings" w:hint="default"/>
+        <w:sz w:val="20"/>
+      </w:rPr>
+    </w:lvl>
+    <w:lvl w:ilvl="8" w:tentative="1">
+      <w:start w:val="1"/>
+      <w:numFmt w:val="bullet"/>
+      <w:lvlText w:val=""/>
+      <w:lvlJc w:val="left"/>
+      <w:pPr>
+        <w:tabs>
+          <w:tab w:val="num" w:pos="6480"/>
+        </w:tabs>
+        <w:ind w:left="6480" w:hanging="360"/>
+      </w:pPr>
+      <w:rPr>
+        <w:rFonts w:ascii="Wingdings" w:hAnsi="Wingdings" w:hint="default"/>
+        <w:sz w:val="20"/>
+      </w:rPr>
+    </w:lvl>
+  </w:abstractNum>
+  <w:abstractNum w:abstractNumId="5" w15:restartNumberingAfterBreak="0">
+    <w:nsid w:val="47B77EE9"/>
+    <w:multiLevelType w:val="multilevel"/>
+    <w:tmpl w:val="F7B21E94"/>
+    <w:lvl w:ilvl="0">
+      <w:start w:val="1"/>
+      <w:numFmt w:val="bullet"/>
+      <w:lvlText w:val=""/>
+      <w:lvlJc w:val="left"/>
+      <w:pPr>
+        <w:tabs>
+          <w:tab w:val="num" w:pos="720"/>
+        </w:tabs>
+        <w:ind w:left="720" w:hanging="360"/>
+      </w:pPr>
+      <w:rPr>
+        <w:rFonts w:ascii="Symbol" w:hAnsi="Symbol" w:hint="default"/>
+        <w:sz w:val="20"/>
+      </w:rPr>
+    </w:lvl>
+    <w:lvl w:ilvl="1">
+      <w:start w:val="1"/>
+      <w:numFmt w:val="bullet"/>
+      <w:lvlText w:val="o"/>
+      <w:lvlJc w:val="left"/>
+      <w:pPr>
+        <w:tabs>
+          <w:tab w:val="num" w:pos="1440"/>
+        </w:tabs>
+        <w:ind w:left="1440" w:hanging="360"/>
+      </w:pPr>
+      <w:rPr>
+        <w:rFonts w:ascii="Courier New" w:hAnsi="Courier New" w:hint="default"/>
+        <w:sz w:val="20"/>
+      </w:rPr>
+    </w:lvl>
+    <w:lvl w:ilvl="2" w:tentative="1">
+      <w:start w:val="1"/>
+      <w:numFmt w:val="bullet"/>
+      <w:lvlText w:val=""/>
+      <w:lvlJc w:val="left"/>
+      <w:pPr>
+        <w:tabs>
+          <w:tab w:val="num" w:pos="2160"/>
+        </w:tabs>
+        <w:ind w:left="2160" w:hanging="360"/>
+      </w:pPr>
+      <w:rPr>
+        <w:rFonts w:ascii="Wingdings" w:hAnsi="Wingdings" w:hint="default"/>
+        <w:sz w:val="20"/>
+      </w:rPr>
+    </w:lvl>
+    <w:lvl w:ilvl="3" w:tentative="1">
+      <w:start w:val="1"/>
+      <w:numFmt w:val="bullet"/>
+      <w:lvlText w:val=""/>
+      <w:lvlJc w:val="left"/>
+      <w:pPr>
+        <w:tabs>
+          <w:tab w:val="num" w:pos="2880"/>
+        </w:tabs>
+        <w:ind w:left="2880" w:hanging="360"/>
+      </w:pPr>
+      <w:rPr>
+        <w:rFonts w:ascii="Wingdings" w:hAnsi="Wingdings" w:hint="default"/>
+        <w:sz w:val="20"/>
+      </w:rPr>
+    </w:lvl>
+    <w:lvl w:ilvl="4" w:tentative="1">
+      <w:start w:val="1"/>
+      <w:numFmt w:val="bullet"/>
+      <w:lvlText w:val=""/>
+      <w:lvlJc w:val="left"/>
+      <w:pPr>
+        <w:tabs>
+          <w:tab w:val="num" w:pos="3600"/>
+        </w:tabs>
+        <w:ind w:left="3600" w:hanging="360"/>
+      </w:pPr>
+      <w:rPr>
+        <w:rFonts w:ascii="Wingdings" w:hAnsi="Wingdings" w:hint="default"/>
+        <w:sz w:val="20"/>
+      </w:rPr>
+    </w:lvl>
+    <w:lvl w:ilvl="5" w:tentative="1">
+      <w:start w:val="1"/>
+      <w:numFmt w:val="bullet"/>
+      <w:lvlText w:val=""/>
+      <w:lvlJc w:val="left"/>
+      <w:pPr>
+        <w:tabs>
+          <w:tab w:val="num" w:pos="4320"/>
+        </w:tabs>
+        <w:ind w:left="4320" w:hanging="360"/>
+      </w:pPr>
+      <w:rPr>
+        <w:rFonts w:ascii="Wingdings" w:hAnsi="Wingdings" w:hint="default"/>
+        <w:sz w:val="20"/>
+      </w:rPr>
+    </w:lvl>
+    <w:lvl w:ilvl="6" w:tentative="1">
+      <w:start w:val="1"/>
+      <w:numFmt w:val="bullet"/>
+      <w:lvlText w:val=""/>
+      <w:lvlJc w:val="left"/>
+      <w:pPr>
+        <w:tabs>
+          <w:tab w:val="num" w:pos="5040"/>
+        </w:tabs>
+        <w:ind w:left="5040" w:hanging="360"/>
+      </w:pPr>
+      <w:rPr>
+        <w:rFonts w:ascii="Wingdings" w:hAnsi="Wingdings" w:hint="default"/>
+        <w:sz w:val="20"/>
+      </w:rPr>
+    </w:lvl>
+    <w:lvl w:ilvl="7" w:tentative="1">
+      <w:start w:val="1"/>
+      <w:numFmt w:val="bullet"/>
+      <w:lvlText w:val=""/>
+      <w:lvlJc w:val="left"/>
+      <w:pPr>
+        <w:tabs>
+          <w:tab w:val="num" w:pos="5760"/>
+        </w:tabs>
+        <w:ind w:left="5760" w:hanging="360"/>
+      </w:pPr>
+      <w:rPr>
+        <w:rFonts w:ascii="Wingdings" w:hAnsi="Wingdings" w:hint="default"/>
+        <w:sz w:val="20"/>
+      </w:rPr>
+    </w:lvl>
+    <w:lvl w:ilvl="8" w:tentative="1">
+      <w:start w:val="1"/>
+      <w:numFmt w:val="bullet"/>
+      <w:lvlText w:val=""/>
+      <w:lvlJc w:val="left"/>
+      <w:pPr>
+        <w:tabs>
+          <w:tab w:val="num" w:pos="6480"/>
+        </w:tabs>
+        <w:ind w:left="6480" w:hanging="360"/>
+      </w:pPr>
+      <w:rPr>
+        <w:rFonts w:ascii="Wingdings" w:hAnsi="Wingdings" w:hint="default"/>
+        <w:sz w:val="20"/>
+      </w:rPr>
+    </w:lvl>
+  </w:abstractNum>
+  <w:abstractNum w:abstractNumId="6" w15:restartNumberingAfterBreak="0">
+    <w:nsid w:val="5F5E51CD"/>
+    <w:multiLevelType w:val="multilevel"/>
+    <w:tmpl w:val="BDE0EF32"/>
+    <w:lvl w:ilvl="0">
+      <w:start w:val="1"/>
+      <w:numFmt w:val="bullet"/>
+      <w:lvlText w:val=""/>
+      <w:lvlJc w:val="left"/>
+      <w:pPr>
+        <w:tabs>
+          <w:tab w:val="num" w:pos="720"/>
+        </w:tabs>
+        <w:ind w:left="720" w:hanging="360"/>
+      </w:pPr>
+      <w:rPr>
+        <w:rFonts w:ascii="Symbol" w:hAnsi="Symbol" w:hint="default"/>
+        <w:sz w:val="20"/>
+      </w:rPr>
+    </w:lvl>
+    <w:lvl w:ilvl="1" w:tentative="1">
+      <w:start w:val="1"/>
+      <w:numFmt w:val="bullet"/>
+      <w:lvlText w:val="o"/>
+      <w:lvlJc w:val="left"/>
+      <w:pPr>
+        <w:tabs>
+          <w:tab w:val="num" w:pos="1440"/>
+        </w:tabs>
+        <w:ind w:left="1440" w:hanging="360"/>
+      </w:pPr>
+      <w:rPr>
+        <w:rFonts w:ascii="Courier New" w:hAnsi="Courier New" w:hint="default"/>
+        <w:sz w:val="20"/>
+      </w:rPr>
+    </w:lvl>
+    <w:lvl w:ilvl="2" w:tentative="1">
+      <w:start w:val="1"/>
+      <w:numFmt w:val="bullet"/>
+      <w:lvlText w:val=""/>
+      <w:lvlJc w:val="left"/>
+      <w:pPr>
+        <w:tabs>
+          <w:tab w:val="num" w:pos="2160"/>
+        </w:tabs>
+        <w:ind w:left="2160" w:hanging="360"/>
+      </w:pPr>
+      <w:rPr>
+        <w:rFonts w:ascii="Wingdings" w:hAnsi="Wingdings" w:hint="default"/>
+        <w:sz w:val="20"/>
+      </w:rPr>
+    </w:lvl>
+    <w:lvl w:ilvl="3" w:tentative="1">
+      <w:start w:val="1"/>
+      <w:numFmt w:val="bullet"/>
+      <w:lvlText w:val=""/>
+      <w:lvlJc w:val="left"/>
+      <w:pPr>
+        <w:tabs>
+          <w:tab w:val="num" w:pos="2880"/>
+        </w:tabs>
+        <w:ind w:left="2880" w:hanging="360"/>
+      </w:pPr>
+      <w:rPr>
+        <w:rFonts w:ascii="Wingdings" w:hAnsi="Wingdings" w:hint="default"/>
+        <w:sz w:val="20"/>
+      </w:rPr>
+    </w:lvl>
+    <w:lvl w:ilvl="4" w:tentative="1">
+      <w:start w:val="1"/>
+      <w:numFmt w:val="bullet"/>
+      <w:lvlText w:val=""/>
+      <w:lvlJc w:val="left"/>
+      <w:pPr>
+        <w:tabs>
+          <w:tab w:val="num" w:pos="3600"/>
+        </w:tabs>
+        <w:ind w:left="3600" w:hanging="360"/>
+      </w:pPr>
+      <w:rPr>
+        <w:rFonts w:ascii="Wingdings" w:hAnsi="Wingdings" w:hint="default"/>
+        <w:sz w:val="20"/>
+      </w:rPr>
+    </w:lvl>
+    <w:lvl w:ilvl="5" w:tentative="1">
+      <w:start w:val="1"/>
+      <w:numFmt w:val="bullet"/>
+      <w:lvlText w:val=""/>
+      <w:lvlJc w:val="left"/>
+      <w:pPr>
+        <w:tabs>
+          <w:tab w:val="num" w:pos="4320"/>
+        </w:tabs>
+        <w:ind w:left="4320" w:hanging="360"/>
+      </w:pPr>
+      <w:rPr>
+        <w:rFonts w:ascii="Wingdings" w:hAnsi="Wingdings" w:hint="default"/>
+        <w:sz w:val="20"/>
+      </w:rPr>
+    </w:lvl>
+    <w:lvl w:ilvl="6" w:tentative="1">
+      <w:start w:val="1"/>
+      <w:numFmt w:val="bullet"/>
+      <w:lvlText w:val=""/>
+      <w:lvlJc w:val="left"/>
+      <w:pPr>
+        <w:tabs>
+          <w:tab w:val="num" w:pos="5040"/>
+        </w:tabs>
+        <w:ind w:left="5040" w:hanging="360"/>
+      </w:pPr>
+      <w:rPr>
+        <w:rFonts w:ascii="Wingdings" w:hAnsi="Wingdings" w:hint="default"/>
+        <w:sz w:val="20"/>
+      </w:rPr>
+    </w:lvl>
+    <w:lvl w:ilvl="7" w:tentative="1">
+      <w:start w:val="1"/>
+      <w:numFmt w:val="bullet"/>
+      <w:lvlText w:val=""/>
+      <w:lvlJc w:val="left"/>
+      <w:pPr>
+        <w:tabs>
+          <w:tab w:val="num" w:pos="5760"/>
+        </w:tabs>
+        <w:ind w:left="5760" w:hanging="360"/>
+      </w:pPr>
+      <w:rPr>
+        <w:rFonts w:ascii="Wingdings" w:hAnsi="Wingdings" w:hint="default"/>
+        <w:sz w:val="20"/>
+      </w:rPr>
+    </w:lvl>
+    <w:lvl w:ilvl="8" w:tentative="1">
+      <w:start w:val="1"/>
+      <w:numFmt w:val="bullet"/>
+      <w:lvlText w:val=""/>
+      <w:lvlJc w:val="left"/>
+      <w:pPr>
+        <w:tabs>
+          <w:tab w:val="num" w:pos="6480"/>
+        </w:tabs>
+        <w:ind w:left="6480" w:hanging="360"/>
+      </w:pPr>
+      <w:rPr>
+        <w:rFonts w:ascii="Wingdings" w:hAnsi="Wingdings" w:hint="default"/>
+        <w:sz w:val="20"/>
+      </w:rPr>
+    </w:lvl>
+  </w:abstractNum>
+  <w:abstractNum w:abstractNumId="7" w15:restartNumberingAfterBreak="0">
+    <w:nsid w:val="76A314F4"/>
+    <w:multiLevelType w:val="multilevel"/>
+    <w:tmpl w:val="F118EB2A"/>
+    <w:lvl w:ilvl="0">
+      <w:start w:val="1"/>
+      <w:numFmt w:val="bullet"/>
+      <w:lvlText w:val=""/>
+      <w:lvlJc w:val="left"/>
+      <w:pPr>
+        <w:tabs>
+          <w:tab w:val="num" w:pos="720"/>
+        </w:tabs>
+        <w:ind w:left="720" w:hanging="360"/>
+      </w:pPr>
+      <w:rPr>
+        <w:rFonts w:ascii="Symbol" w:hAnsi="Symbol" w:hint="default"/>
+        <w:sz w:val="20"/>
+      </w:rPr>
+    </w:lvl>
+    <w:lvl w:ilvl="1" w:tentative="1">
+      <w:start w:val="1"/>
+      <w:numFmt w:val="bullet"/>
+      <w:lvlText w:val="o"/>
+      <w:lvlJc w:val="left"/>
+      <w:pPr>
+        <w:tabs>
+          <w:tab w:val="num" w:pos="1440"/>
+        </w:tabs>
+        <w:ind w:left="1440" w:hanging="360"/>
+      </w:pPr>
+      <w:rPr>
+        <w:rFonts w:ascii="Courier New" w:hAnsi="Courier New" w:hint="default"/>
+        <w:sz w:val="20"/>
+      </w:rPr>
+    </w:lvl>
+    <w:lvl w:ilvl="2" w:tentative="1">
+      <w:start w:val="1"/>
+      <w:numFmt w:val="bullet"/>
+      <w:lvlText w:val=""/>
+      <w:lvlJc w:val="left"/>
+      <w:pPr>
+        <w:tabs>
+          <w:tab w:val="num" w:pos="2160"/>
+        </w:tabs>
+        <w:ind w:left="2160" w:hanging="360"/>
+      </w:pPr>
+      <w:rPr>
+        <w:rFonts w:ascii="Wingdings" w:hAnsi="Wingdings" w:hint="default"/>
+        <w:sz w:val="20"/>
+      </w:rPr>
+    </w:lvl>
+    <w:lvl w:ilvl="3" w:tentative="1">
+      <w:start w:val="1"/>
+      <w:numFmt w:val="bullet"/>
+      <w:lvlText w:val=""/>
+      <w:lvlJc w:val="left"/>
+      <w:pPr>
+        <w:tabs>
+          <w:tab w:val="num" w:pos="2880"/>
+        </w:tabs>
+        <w:ind w:left="2880" w:hanging="360"/>
+      </w:pPr>
+      <w:rPr>
+        <w:rFonts w:ascii="Wingdings" w:hAnsi="Wingdings" w:hint="default"/>
+        <w:sz w:val="20"/>
+      </w:rPr>
+    </w:lvl>
+    <w:lvl w:ilvl="4" w:tentative="1">
+      <w:start w:val="1"/>
+      <w:numFmt w:val="bullet"/>
+      <w:lvlText w:val=""/>
+      <w:lvlJc w:val="left"/>
+      <w:pPr>
+        <w:tabs>
+          <w:tab w:val="num" w:pos="3600"/>
+        </w:tabs>
+        <w:ind w:left="3600" w:hanging="360"/>
+      </w:pPr>
+      <w:rPr>
+        <w:rFonts w:ascii="Wingdings" w:hAnsi="Wingdings" w:hint="default"/>
+        <w:sz w:val="20"/>
+      </w:rPr>
+    </w:lvl>
+    <w:lvl w:ilvl="5" w:tentative="1">
+      <w:start w:val="1"/>
+      <w:numFmt w:val="bullet"/>
+      <w:lvlText w:val=""/>
+      <w:lvlJc w:val="left"/>
+      <w:pPr>
+        <w:tabs>
+          <w:tab w:val="num" w:pos="4320"/>
+        </w:tabs>
+        <w:ind w:left="4320" w:hanging="360"/>
+      </w:pPr>
+      <w:rPr>
+        <w:rFonts w:ascii="Wingdings" w:hAnsi="Wingdings" w:hint="default"/>
+        <w:sz w:val="20"/>
+      </w:rPr>
+    </w:lvl>
+    <w:lvl w:ilvl="6" w:tentative="1">
+      <w:start w:val="1"/>
+      <w:numFmt w:val="bullet"/>
+      <w:lvlText w:val=""/>
+      <w:lvlJc w:val="left"/>
+      <w:pPr>
+        <w:tabs>
+          <w:tab w:val="num" w:pos="5040"/>
+        </w:tabs>
+        <w:ind w:left="5040" w:hanging="360"/>
+      </w:pPr>
+      <w:rPr>
+        <w:rFonts w:ascii="Wingdings" w:hAnsi="Wingdings" w:hint="default"/>
+        <w:sz w:val="20"/>
+      </w:rPr>
+    </w:lvl>
+    <w:lvl w:ilvl="7" w:tentative="1">
+      <w:start w:val="1"/>
+      <w:numFmt w:val="bullet"/>
+      <w:lvlText w:val=""/>
+      <w:lvlJc w:val="left"/>
+      <w:pPr>
+        <w:tabs>
+          <w:tab w:val="num" w:pos="5760"/>
+        </w:tabs>
+        <w:ind w:left="5760" w:hanging="360"/>
+      </w:pPr>
+      <w:rPr>
+        <w:rFonts w:ascii="Wingdings" w:hAnsi="Wingdings" w:hint="default"/>
+        <w:sz w:val="20"/>
+      </w:rPr>
+    </w:lvl>
+    <w:lvl w:ilvl="8" w:tentative="1">
+      <w:start w:val="1"/>
+      <w:numFmt w:val="bullet"/>
+      <w:lvlText w:val=""/>
+      <w:lvlJc w:val="left"/>
+      <w:pPr>
+        <w:tabs>
+          <w:tab w:val="num" w:pos="6480"/>
+        </w:tabs>
+        <w:ind w:left="6480" w:hanging="360"/>
+      </w:pPr>
+      <w:rPr>
+        <w:rFonts w:ascii="Wingdings" w:hAnsi="Wingdings" w:hint="default"/>
+        <w:sz w:val="20"/>
+      </w:rPr>
+    </w:lvl>
+  </w:abstractNum>
+  <w:abstractNum w:abstractNumId="8" w15:restartNumberingAfterBreak="0">
+    <w:nsid w:val="7D627A60"/>
+    <w:multiLevelType w:val="hybridMultilevel"/>
+    <w:tmpl w:val="FB06A3D2"/>
+    <w:lvl w:ilvl="0" w:tplc="247E6EB2">
+      <w:start w:val="1"/>
+      <w:numFmt w:val="decimal"/>
+      <w:lvlText w:val="%1."/>
+      <w:lvlJc w:val="left"/>
+      <w:pPr>
+        <w:ind w:left="720" w:hanging="360"/>
+      </w:pPr>
+      <w:rPr>
+        <w:rFonts w:hint="default"/>
+        <w:b/>
+      </w:rPr>
+    </w:lvl>
+    <w:lvl w:ilvl="1" w:tplc="04160019" w:tentative="1">
+      <w:start w:val="1"/>
+      <w:numFmt w:val="lowerLetter"/>
+      <w:lvlText w:val="%2."/>
+      <w:lvlJc w:val="left"/>
+      <w:pPr>
+        <w:ind w:left="1440" w:hanging="360"/>
+      </w:pPr>
+    </w:lvl>
+    <w:lvl w:ilvl="2" w:tplc="0416001B" w:tentative="1">
+      <w:start w:val="1"/>
+      <w:numFmt w:val="lowerRoman"/>
+      <w:lvlText w:val="%3."/>
+      <w:lvlJc w:val="right"/>
+      <w:pPr>
+        <w:ind w:left="2160" w:hanging="180"/>
+      </w:pPr>
+    </w:lvl>
+    <w:lvl w:ilvl="3" w:tplc="0416000F" w:tentative="1">
+      <w:start w:val="1"/>
+      <w:numFmt w:val="decimal"/>
+      <w:lvlText w:val="%4."/>
+      <w:lvlJc w:val="left"/>
+      <w:pPr>
+        <w:ind w:left="2880" w:hanging="360"/>
+      </w:pPr>
+    </w:lvl>
+    <w:lvl w:ilvl="4" w:tplc="04160019" w:tentative="1">
+      <w:start w:val="1"/>
+      <w:numFmt w:val="lowerLetter"/>
+      <w:lvlText w:val="%5."/>
+      <w:lvlJc w:val="left"/>
+      <w:pPr>
+        <w:ind w:left="3600" w:hanging="360"/>
+      </w:pPr>
+    </w:lvl>
+    <w:lvl w:ilvl="5" w:tplc="0416001B" w:tentative="1">
+      <w:start w:val="1"/>
+      <w:numFmt w:val="lowerRoman"/>
+      <w:lvlText w:val="%6."/>
+      <w:lvlJc w:val="right"/>
+      <w:pPr>
+        <w:ind w:left="4320" w:hanging="180"/>
+      </w:pPr>
+    </w:lvl>
+    <w:lvl w:ilvl="6" w:tplc="0416000F" w:tentative="1">
+      <w:start w:val="1"/>
+      <w:numFmt w:val="decimal"/>
+      <w:lvlText w:val="%7."/>
+      <w:lvlJc w:val="left"/>
+      <w:pPr>
+        <w:ind w:left="5040" w:hanging="360"/>
+      </w:pPr>
+    </w:lvl>
+    <w:lvl w:ilvl="7" w:tplc="04160019" w:tentative="1">
+      <w:start w:val="1"/>
+      <w:numFmt w:val="lowerLetter"/>
+      <w:lvlText w:val="%8."/>
+      <w:lvlJc w:val="left"/>
+      <w:pPr>
+        <w:ind w:left="5760" w:hanging="360"/>
+      </w:pPr>
+    </w:lvl>
+    <w:lvl w:ilvl="8" w:tplc="0416001B" w:tentative="1">
+      <w:start w:val="1"/>
+      <w:numFmt w:val="lowerRoman"/>
+      <w:lvlText w:val="%9."/>
+      <w:lvlJc w:val="right"/>
+      <w:pPr>
+        <w:ind w:left="6480" w:hanging="180"/>
+      </w:pPr>
+    </w:lvl>
+  </w:abstractNum>
+  <w:abstractNum w:abstractNumId="9" w15:restartNumberingAfterBreak="0">
+    <w:nsid w:val="7E055749"/>
+    <w:multiLevelType w:val="multilevel"/>
+    <w:tmpl w:val="BB60FE4E"/>
+    <w:lvl w:ilvl="0">
+      <w:start w:val="1"/>
+      <w:numFmt w:val="bullet"/>
+      <w:lvlText w:val=""/>
+      <w:lvlJc w:val="left"/>
+      <w:pPr>
+        <w:tabs>
+          <w:tab w:val="num" w:pos="720"/>
+        </w:tabs>
+        <w:ind w:left="720" w:hanging="360"/>
+      </w:pPr>
+      <w:rPr>
+        <w:rFonts w:ascii="Symbol" w:hAnsi="Symbol" w:hint="default"/>
+        <w:sz w:val="20"/>
+      </w:rPr>
+    </w:lvl>
+    <w:lvl w:ilvl="1">
+      <w:start w:val="1"/>
+      <w:numFmt w:val="bullet"/>
+      <w:lvlText w:val="o"/>
+      <w:lvlJc w:val="left"/>
+      <w:pPr>
+        <w:tabs>
+          <w:tab w:val="num" w:pos="1440"/>
+        </w:tabs>
+        <w:ind w:left="1440" w:hanging="360"/>
+      </w:pPr>
+      <w:rPr>
+        <w:rFonts w:ascii="Courier New" w:hAnsi="Courier New" w:hint="default"/>
+        <w:sz w:val="20"/>
+      </w:rPr>
+    </w:lvl>
+    <w:lvl w:ilvl="2" w:tentative="1">
+      <w:start w:val="1"/>
+      <w:numFmt w:val="bullet"/>
+      <w:lvlText w:val=""/>
+      <w:lvlJc w:val="left"/>
+      <w:pPr>
+        <w:tabs>
+          <w:tab w:val="num" w:pos="2160"/>
+        </w:tabs>
+        <w:ind w:left="2160" w:hanging="360"/>
+      </w:pPr>
+      <w:rPr>
+        <w:rFonts w:ascii="Wingdings" w:hAnsi="Wingdings" w:hint="default"/>
+        <w:sz w:val="20"/>
+      </w:rPr>
+    </w:lvl>
+    <w:lvl w:ilvl="3" w:tentative="1">
+      <w:start w:val="1"/>
+      <w:numFmt w:val="bullet"/>
+      <w:lvlText w:val=""/>
+      <w:lvlJc w:val="left"/>
+      <w:pPr>
+        <w:tabs>
+          <w:tab w:val="num" w:pos="2880"/>
+        </w:tabs>
+        <w:ind w:left="2880" w:hanging="360"/>
+      </w:pPr>
+      <w:rPr>
+        <w:rFonts w:ascii="Wingdings" w:hAnsi="Wingdings" w:hint="default"/>
+        <w:sz w:val="20"/>
+      </w:rPr>
+    </w:lvl>
+    <w:lvl w:ilvl="4" w:tentative="1">
+      <w:start w:val="1"/>
+      <w:numFmt w:val="bullet"/>
+      <w:lvlText w:val=""/>
+      <w:lvlJc w:val="left"/>
+      <w:pPr>
+        <w:tabs>
+          <w:tab w:val="num" w:pos="3600"/>
+        </w:tabs>
+        <w:ind w:left="3600" w:hanging="360"/>
+      </w:pPr>
+      <w:rPr>
+        <w:rFonts w:ascii="Wingdings" w:hAnsi="Wingdings" w:hint="default"/>
+        <w:sz w:val="20"/>
+      </w:rPr>
+    </w:lvl>
+    <w:lvl w:ilvl="5" w:tentative="1">
+      <w:start w:val="1"/>
+      <w:numFmt w:val="bullet"/>
+      <w:lvlText w:val=""/>
+      <w:lvlJc w:val="left"/>
+      <w:pPr>
+        <w:tabs>
+          <w:tab w:val="num" w:pos="4320"/>
+        </w:tabs>
+        <w:ind w:left="4320" w:hanging="360"/>
+      </w:pPr>
+      <w:rPr>
+        <w:rFonts w:ascii="Wingdings" w:hAnsi="Wingdings" w:hint="default"/>
+        <w:sz w:val="20"/>
+      </w:rPr>
+    </w:lvl>
+    <w:lvl w:ilvl="6" w:tentative="1">
+      <w:start w:val="1"/>
+      <w:numFmt w:val="bullet"/>
+      <w:lvlText w:val=""/>
+      <w:lvlJc w:val="left"/>
+      <w:pPr>
+        <w:tabs>
+          <w:tab w:val="num" w:pos="5040"/>
+        </w:tabs>
+        <w:ind w:left="5040" w:hanging="360"/>
+      </w:pPr>
+      <w:rPr>
+        <w:rFonts w:ascii="Wingdings" w:hAnsi="Wingdings" w:hint="default"/>
+        <w:sz w:val="20"/>
+      </w:rPr>
+    </w:lvl>
+    <w:lvl w:ilvl="7" w:tentative="1">
+      <w:start w:val="1"/>
+      <w:numFmt w:val="bullet"/>
+      <w:lvlText w:val=""/>
+      <w:lvlJc w:val="left"/>
+      <w:pPr>
+        <w:tabs>
+          <w:tab w:val="num" w:pos="5760"/>
+        </w:tabs>
+        <w:ind w:left="5760" w:hanging="360"/>
+      </w:pPr>
+      <w:rPr>
+        <w:rFonts w:ascii="Wingdings" w:hAnsi="Wingdings" w:hint="default"/>
+        <w:sz w:val="20"/>
+      </w:rPr>
+    </w:lvl>
+    <w:lvl w:ilvl="8" w:tentative="1">
+      <w:start w:val="1"/>
+      <w:numFmt w:val="bullet"/>
+      <w:lvlText w:val=""/>
+      <w:lvlJc w:val="left"/>
+      <w:pPr>
+        <w:tabs>
+          <w:tab w:val="num" w:pos="6480"/>
+        </w:tabs>
+        <w:ind w:left="6480" w:hanging="360"/>
+      </w:pPr>
+      <w:rPr>
+        <w:rFonts w:ascii="Wingdings" w:hAnsi="Wingdings" w:hint="default"/>
+        <w:sz w:val="20"/>
+      </w:rPr>
+    </w:lvl>
+  </w:abstractNum>
+  <w:num w:numId="1">
+    <w:abstractNumId w:val="7"/>
+  </w:num>
+  <w:num w:numId="2">
+    <w:abstractNumId w:val="3"/>
+  </w:num>
+  <w:num w:numId="3">
+    <w:abstractNumId w:val="5"/>
+  </w:num>
+  <w:num w:numId="4">
+    <w:abstractNumId w:val="4"/>
+  </w:num>
+  <w:num w:numId="5">
+    <w:abstractNumId w:val="1"/>
+  </w:num>
+  <w:num w:numId="6">
+    <w:abstractNumId w:val="9"/>
+  </w:num>
+  <w:num w:numId="7">
+    <w:abstractNumId w:val="6"/>
+  </w:num>
+  <w:num w:numId="8">
+    <w:abstractNumId w:val="2"/>
+  </w:num>
+  <w:num w:numId="9">
+    <w:abstractNumId w:val="8"/>
+  </w:num>
+  <w:num w:numId="10">
+    <w:abstractNumId w:val="0"/>
+  </w:num>
+</w:numbering>
 </file>
 
 <file path=word/styles.xml><?xml version="1.0" encoding="utf-8"?>
@@ -909,7 +3130,6 @@
   <w:style w:type="character" w:default="1" w:styleId="Fontepargpadro">
     <w:name w:val="Default Paragraph Font"/>
     <w:uiPriority w:val="1"/>
-    <w:semiHidden/>
     <w:unhideWhenUsed/>
   </w:style>
   <w:style w:type="table" w:default="1" w:styleId="Tabelanormal">
@@ -932,6 +3152,40 @@
     <w:uiPriority w:val="99"/>
     <w:semiHidden/>
     <w:unhideWhenUsed/>
+  </w:style>
+  <w:style w:type="character" w:styleId="Hyperlink">
+    <w:name w:val="Hyperlink"/>
+    <w:basedOn w:val="Fontepargpadro"/>
+    <w:uiPriority w:val="99"/>
+    <w:unhideWhenUsed/>
+    <w:rsid w:val="00972D73"/>
+    <w:rPr>
+      <w:color w:val="0563C1" w:themeColor="hyperlink"/>
+      <w:u w:val="single"/>
+    </w:rPr>
+  </w:style>
+  <w:style w:type="character" w:styleId="MenoPendente">
+    <w:name w:val="Unresolved Mention"/>
+    <w:basedOn w:val="Fontepargpadro"/>
+    <w:uiPriority w:val="99"/>
+    <w:semiHidden/>
+    <w:unhideWhenUsed/>
+    <w:rsid w:val="00972D73"/>
+    <w:rPr>
+      <w:color w:val="605E5C"/>
+      <w:shd w:val="clear" w:color="auto" w:fill="E1DFDD"/>
+    </w:rPr>
+  </w:style>
+  <w:style w:type="paragraph" w:styleId="PargrafodaLista">
+    <w:name w:val="List Paragraph"/>
+    <w:basedOn w:val="Normal"/>
+    <w:uiPriority w:val="34"/>
+    <w:qFormat/>
+    <w:rsid w:val="00972D73"/>
+    <w:pPr>
+      <w:ind w:left="720"/>
+      <w:contextualSpacing/>
+    </w:pPr>
   </w:style>
 </w:styles>
 </file>
